--- a/docs/切割工序-例外待客户确认.docx
+++ b/docs/切割工序-例外待客户确认.docx
@@ -4,7 +4,7 @@
   <w:body>
     <w:p>
       <w:pPr>
-        <w:spacing w:before="0" w:after="40" w:line="300" w:lineRule="auto"/>
+        <w:spacing w:before="0" w:after="40" w:line="312" w:lineRule="auto"/>
       </w:pPr>
       <w:r>
         <w:rPr>
@@ -18,7 +18,7 @@
     </w:p>
     <w:p>
       <w:pPr>
-        <w:spacing w:before="0" w:after="200" w:line="300" w:lineRule="auto"/>
+        <w:spacing w:before="0" w:after="200" w:line="312" w:lineRule="auto"/>
       </w:pPr>
       <w:r>
         <w:rPr>
@@ -27,12 +27,12 @@
           <w:color w:val="475569"/>
           <w:sz w:val="20"/>
         </w:rPr>
-        <w:t>提交对象：需求方（USER）　|　主题：切割工序少数料号无法自动判定，请确认判定规则</w:t>
+        <w:t>提交对象：需求方（USER）　|　主题：少数料号的切割无法自动判定，请提供判定依据</w:t>
       </w:r>
     </w:p>
     <w:p>
       <w:pPr>
-        <w:spacing w:before="240" w:after="160" w:line="300" w:lineRule="auto"/>
+        <w:spacing w:before="260" w:after="140" w:line="312" w:lineRule="auto"/>
         <w:pBdr>
           <w:bottom w:val="single" w:sz="8" w:space="4" w:color="2563EB"/>
         </w:pBdr>
@@ -42,14 +42,14 @@
           <w:rFonts w:ascii="Microsoft YaHei" w:hAnsi="Microsoft YaHei" w:eastAsia="Microsoft YaHei"/>
           <w:b/>
           <w:color w:val="1E3A8A"/>
-          <w:sz w:val="30"/>
+          <w:sz w:val="29"/>
         </w:rPr>
-        <w:t>一、背景与现况</w:t>
+        <w:t>一、情况说明</w:t>
       </w:r>
     </w:p>
     <w:p>
       <w:pPr>
-        <w:spacing w:before="0" w:after="120" w:line="300" w:lineRule="auto"/>
+        <w:spacing w:before="0" w:after="120" w:line="312" w:lineRule="auto"/>
       </w:pPr>
       <w:r>
         <w:rPr>
@@ -58,40 +58,12 @@
           <w:color w:val="0F172A"/>
           <w:sz w:val="21"/>
         </w:rPr>
-        <w:t>依客户提供的规则「切割 = 按 WAF 的 mil 数 + function（功能别）判定」，系统已实作。</w:t>
+        <w:t>系统生成「作业序列」时，切割工序需要带入对应的「标准作业 ID」。多数料号已能自动带入（依 WAF 的 mil + 功能别判定），但有 18 个料号无法自动判定，系统一律留空（不乱填），需要您提供判定依据。</w:t>
       </w:r>
     </w:p>
     <w:p>
       <w:pPr>
-        <w:spacing w:before="0" w:after="120" w:line="300" w:lineRule="auto"/>
-      </w:pPr>
-      <w:r>
-        <w:rPr>
-          <w:rFonts w:ascii="Microsoft YaHei" w:hAnsi="Microsoft YaHei" w:eastAsia="Microsoft YaHei"/>
-          <w:b/>
-          <w:color w:val="15803D"/>
-          <w:sz w:val="21"/>
-        </w:rPr>
-        <w:t>对客户范本验证：切割共 181 笔，正确 162 笔（89.5%）、留空 19 笔（例外）、错误 0 笔。</w:t>
-      </w:r>
-    </w:p>
-    <w:p>
-      <w:pPr>
-        <w:spacing w:before="0" w:after="120" w:line="300" w:lineRule="auto"/>
-      </w:pPr>
-      <w:r>
-        <w:rPr>
-          <w:rFonts w:ascii="Microsoft YaHei" w:hAnsi="Microsoft YaHei" w:eastAsia="Microsoft YaHei"/>
-          <w:b w:val="0"/>
-          <w:color w:val="475569"/>
-          <w:sz w:val="20"/>
-        </w:rPr>
-        <w:t>为避免 ERP 汇入错误，系统对「无法用 function + mil 唯一判定」的少数料号一律留空（不乱填），列于第三节请客户确认。</w:t>
-      </w:r>
-    </w:p>
-    <w:p>
-      <w:pPr>
-        <w:spacing w:before="240" w:after="160" w:line="300" w:lineRule="auto"/>
+        <w:spacing w:before="260" w:after="140" w:line="312" w:lineRule="auto"/>
         <w:pBdr>
           <w:bottom w:val="single" w:sz="8" w:space="4" w:color="2563EB"/>
         </w:pBdr>
@@ -101,14 +73,14 @@
           <w:rFonts w:ascii="Microsoft YaHei" w:hAnsi="Microsoft YaHei" w:eastAsia="Microsoft YaHei"/>
           <w:b/>
           <w:color w:val="1E3A8A"/>
-          <w:sz w:val="30"/>
+          <w:sz w:val="29"/>
         </w:rPr>
-        <w:t>二、为什么会有例外</w:t>
+        <w:t>二、为什么无法自动判定（用两个实际料号说明）</w:t>
       </w:r>
     </w:p>
     <w:p>
       <w:pPr>
-        <w:spacing w:before="0" w:after="120" w:line="300" w:lineRule="auto"/>
+        <w:spacing w:before="0" w:after="120" w:line="312" w:lineRule="auto"/>
       </w:pPr>
       <w:r>
         <w:rPr>
@@ -117,107 +89,7 @@
           <w:color w:val="0F172A"/>
           <w:sz w:val="21"/>
         </w:rPr>
-        <w:t>有些料号「功能别、mil、原件供应商」完全相同，切割对应的晶片却不同 —— 光靠 function + mil 数学上无法区分。</w:t>
-      </w:r>
-    </w:p>
-    <w:p>
-      <w:pPr>
-        <w:spacing w:before="80" w:after="40"/>
-        <w:jc w:val="center"/>
-      </w:pPr>
-      <w:r>
-        <w:drawing>
-          <wp:inline xmlns:a="http://schemas.openxmlformats.org/drawingml/2006/main" xmlns:pic="http://schemas.openxmlformats.org/drawingml/2006/picture">
-            <wp:extent cx="5486400" cy="2358189"/>
-            <wp:docPr id="1" name="Picture 1"/>
-            <wp:cNvGraphicFramePr>
-              <a:graphicFrameLocks noChangeAspect="1"/>
-            </wp:cNvGraphicFramePr>
-            <a:graphic>
-              <a:graphicData uri="http://schemas.openxmlformats.org/drawingml/2006/picture">
-                <pic:pic>
-                  <pic:nvPicPr>
-                    <pic:cNvPr id="0" name="q1-cut.png"/>
-                    <pic:cNvPicPr/>
-                  </pic:nvPicPr>
-                  <pic:blipFill>
-                    <a:blip r:embed="rId9"/>
-                    <a:stretch>
-                      <a:fillRect/>
-                    </a:stretch>
-                  </pic:blipFill>
-                  <pic:spPr>
-                    <a:xfrm>
-                      <a:off x="0" y="0"/>
-                      <a:ext cx="5486400" cy="2358189"/>
-                    </a:xfrm>
-                    <a:prstGeom prst="rect"/>
-                  </pic:spPr>
-                </pic:pic>
-              </a:graphicData>
-            </a:graphic>
-          </wp:inline>
-        </w:drawing>
-      </w:r>
-    </w:p>
-    <w:p>
-      <w:pPr>
-        <w:spacing w:before="0" w:after="160" w:line="300" w:lineRule="auto"/>
-        <w:jc w:val="center"/>
-      </w:pPr>
-      <w:r>
-        <w:rPr>
-          <w:rFonts w:ascii="Microsoft YaHei" w:hAnsi="Microsoft YaHei" w:eastAsia="Microsoft YaHei"/>
-          <w:b w:val="0"/>
-          <w:color w:val="475569"/>
-          <w:sz w:val="18"/>
-        </w:rPr>
-        <w:t>同家族、同原件、同功能别，切割却不同 → 系统无法自动判定，故留空</w:t>
-      </w:r>
-    </w:p>
-    <w:p>
-      <w:pPr>
-        <w:spacing w:before="0" w:after="120" w:line="300" w:lineRule="auto"/>
-      </w:pPr>
-      <w:r>
-        <w:rPr>
-          <w:rFonts w:ascii="Microsoft YaHei" w:hAnsi="Microsoft YaHei" w:eastAsia="Microsoft YaHei"/>
-          <w:b w:val="0"/>
-          <w:color w:val="475569"/>
-          <w:sz w:val="19"/>
-        </w:rPr>
-        <w:t>（例：FR3A 与 FR3D 皆为 FAST 功能别、100mil、供应商 FRG，但切割一个是 ERG EGPP-100、一个是 UFG UGPP-100。）</w:t>
-      </w:r>
-    </w:p>
-    <w:p>
-      <w:pPr>
-        <w:spacing w:before="240" w:after="160" w:line="300" w:lineRule="auto"/>
-        <w:pBdr>
-          <w:bottom w:val="single" w:sz="8" w:space="4" w:color="2563EB"/>
-        </w:pBdr>
-      </w:pPr>
-      <w:r>
-        <w:rPr>
-          <w:rFonts w:ascii="Microsoft YaHei" w:hAnsi="Microsoft YaHei" w:eastAsia="Microsoft YaHei"/>
-          <w:b/>
-          <w:color w:val="1E3A8A"/>
-          <w:sz w:val="30"/>
-        </w:rPr>
-        <w:t>三、例外清单（系统留空，请客户确认切割）</w:t>
-      </w:r>
-    </w:p>
-    <w:p>
-      <w:pPr>
-        <w:spacing w:before="0" w:after="120" w:line="300" w:lineRule="auto"/>
-      </w:pPr>
-      <w:r>
-        <w:rPr>
-          <w:rFonts w:ascii="Microsoft YaHei" w:hAnsi="Microsoft YaHei" w:eastAsia="Microsoft YaHei"/>
-          <w:b w:val="0"/>
-          <w:color w:val="0F172A"/>
-          <w:sz w:val="20"/>
-        </w:rPr>
-        <w:t>以下 18 笔料号系统留空。右栏为客户范本里的实际切割，供确认判定依据。</w:t>
+        <w:t>下面两个料号：除了「TYPE」不同，其他判定依据（FAMILY / 原件 / FUNCTION / mil）完全相同，但切割却不同。系统只能看到这些共同资讯，因此无法区分它们。</w:t>
       </w:r>
     </w:p>
     <w:tbl>
@@ -235,21 +107,557 @@
         </w:tblBorders>
       </w:tblPr>
       <w:tblGrid>
-        <w:gridCol w:w="1958"/>
-        <w:gridCol w:w="1958"/>
-        <w:gridCol w:w="1958"/>
-        <w:gridCol w:w="1958"/>
-        <w:gridCol w:w="1958"/>
+        <w:gridCol w:w="3264"/>
+        <w:gridCol w:w="3264"/>
+        <w:gridCol w:w="3264"/>
       </w:tblGrid>
       <w:tr>
         <w:tc>
           <w:tcPr>
-            <w:tcW w:type="dxa" w:w="1958"/>
+            <w:tcW w:type="dxa" w:w="3744"/>
             <w:shd w:val="clear" w:color="auto" w:fill="2B3A67"/>
           </w:tcPr>
           <w:p>
             <w:pPr>
-              <w:spacing w:before="20" w:after="20"/>
+              <w:spacing w:before="40" w:after="40"/>
+              <w:jc w:val="center"/>
+            </w:pPr>
+            <w:r/>
+            <w:r>
+              <w:rPr>
+                <w:rFonts w:ascii="Microsoft YaHei" w:hAnsi="Microsoft YaHei" w:eastAsia="Microsoft YaHei"/>
+                <w:b/>
+                <w:color w:val="FFFFFF"/>
+                <w:sz w:val="21"/>
+              </w:rPr>
+              <w:t>项目</w:t>
+            </w:r>
+          </w:p>
+        </w:tc>
+        <w:tc>
+          <w:tcPr>
+            <w:tcW w:type="dxa" w:w="2952"/>
+            <w:shd w:val="clear" w:color="auto" w:fill="2B3A67"/>
+          </w:tcPr>
+          <w:p>
+            <w:pPr>
+              <w:spacing w:before="40" w:after="40"/>
+              <w:jc w:val="center"/>
+            </w:pPr>
+            <w:r/>
+            <w:r>
+              <w:rPr>
+                <w:rFonts w:ascii="Microsoft YaHei" w:hAnsi="Microsoft YaHei" w:eastAsia="Microsoft YaHei"/>
+                <w:b/>
+                <w:color w:val="FFFFFF"/>
+                <w:sz w:val="21"/>
+              </w:rPr>
+              <w:t>FR3A_R1_00001</w:t>
+            </w:r>
+          </w:p>
+        </w:tc>
+        <w:tc>
+          <w:tcPr>
+            <w:tcW w:type="dxa" w:w="2952"/>
+            <w:shd w:val="clear" w:color="auto" w:fill="2B3A67"/>
+          </w:tcPr>
+          <w:p>
+            <w:pPr>
+              <w:spacing w:before="40" w:after="40"/>
+              <w:jc w:val="center"/>
+            </w:pPr>
+            <w:r/>
+            <w:r>
+              <w:rPr>
+                <w:rFonts w:ascii="Microsoft YaHei" w:hAnsi="Microsoft YaHei" w:eastAsia="Microsoft YaHei"/>
+                <w:b/>
+                <w:color w:val="FFFFFF"/>
+                <w:sz w:val="21"/>
+              </w:rPr>
+              <w:t>FR3D_R1_00001</w:t>
+            </w:r>
+          </w:p>
+        </w:tc>
+      </w:tr>
+      <w:tr>
+        <w:tc>
+          <w:tcPr>
+            <w:tcW w:type="dxa" w:w="3744"/>
+            <w:shd w:val="clear" w:color="auto" w:fill="FFFFFF"/>
+          </w:tcPr>
+          <w:p>
+            <w:pPr>
+              <w:spacing w:before="40" w:after="40"/>
+            </w:pPr>
+            <w:r/>
+            <w:r>
+              <w:rPr>
+                <w:rFonts w:ascii="Microsoft YaHei" w:hAnsi="Microsoft YaHei" w:eastAsia="Microsoft YaHei"/>
+                <w:b/>
+                <w:color w:val="0F172A"/>
+                <w:sz w:val="19"/>
+              </w:rPr>
+              <w:t>TYPE</w:t>
+            </w:r>
+          </w:p>
+        </w:tc>
+        <w:tc>
+          <w:tcPr>
+            <w:tcW w:type="dxa" w:w="2952"/>
+            <w:shd w:val="clear" w:color="auto" w:fill="FEF3C7"/>
+          </w:tcPr>
+          <w:p>
+            <w:pPr>
+              <w:spacing w:before="40" w:after="40"/>
+              <w:jc w:val="center"/>
+            </w:pPr>
+            <w:r/>
+            <w:r>
+              <w:rPr>
+                <w:rFonts w:ascii="Microsoft YaHei" w:hAnsi="Microsoft YaHei" w:eastAsia="Microsoft YaHei"/>
+                <w:b/>
+                <w:color w:val="B91C1C"/>
+                <w:sz w:val="20"/>
+              </w:rPr>
+              <w:t>FR3A</w:t>
+            </w:r>
+          </w:p>
+        </w:tc>
+        <w:tc>
+          <w:tcPr>
+            <w:tcW w:type="dxa" w:w="2952"/>
+            <w:shd w:val="clear" w:color="auto" w:fill="FEF3C7"/>
+          </w:tcPr>
+          <w:p>
+            <w:pPr>
+              <w:spacing w:before="40" w:after="40"/>
+              <w:jc w:val="center"/>
+            </w:pPr>
+            <w:r/>
+            <w:r>
+              <w:rPr>
+                <w:rFonts w:ascii="Microsoft YaHei" w:hAnsi="Microsoft YaHei" w:eastAsia="Microsoft YaHei"/>
+                <w:b/>
+                <w:color w:val="B91C1C"/>
+                <w:sz w:val="20"/>
+              </w:rPr>
+              <w:t>FR3D</w:t>
+            </w:r>
+          </w:p>
+        </w:tc>
+      </w:tr>
+      <w:tr>
+        <w:tc>
+          <w:tcPr>
+            <w:tcW w:type="dxa" w:w="3744"/>
+            <w:shd w:val="clear" w:color="auto" w:fill="FFFFFF"/>
+          </w:tcPr>
+          <w:p>
+            <w:pPr>
+              <w:spacing w:before="40" w:after="40"/>
+            </w:pPr>
+            <w:r/>
+            <w:r>
+              <w:rPr>
+                <w:rFonts w:ascii="Microsoft YaHei" w:hAnsi="Microsoft YaHei" w:eastAsia="Microsoft YaHei"/>
+                <w:b/>
+                <w:color w:val="0F172A"/>
+                <w:sz w:val="19"/>
+              </w:rPr>
+              <w:t>FAMILY</w:t>
+            </w:r>
+          </w:p>
+        </w:tc>
+        <w:tc>
+          <w:tcPr>
+            <w:tcW w:type="dxa" w:w="2952"/>
+            <w:shd w:val="clear" w:color="auto" w:fill="F1F5F9"/>
+          </w:tcPr>
+          <w:p>
+            <w:pPr>
+              <w:spacing w:before="40" w:after="40"/>
+              <w:jc w:val="center"/>
+            </w:pPr>
+            <w:r/>
+            <w:r>
+              <w:rPr>
+                <w:rFonts w:ascii="Microsoft YaHei" w:hAnsi="Microsoft YaHei" w:eastAsia="Microsoft YaHei"/>
+                <w:b w:val="0"/>
+                <w:color w:val="0F172A"/>
+                <w:sz w:val="20"/>
+              </w:rPr>
+              <w:t>RSM-30H</w:t>
+            </w:r>
+          </w:p>
+        </w:tc>
+        <w:tc>
+          <w:tcPr>
+            <w:tcW w:type="dxa" w:w="2952"/>
+            <w:shd w:val="clear" w:color="auto" w:fill="F1F5F9"/>
+          </w:tcPr>
+          <w:p>
+            <w:pPr>
+              <w:spacing w:before="40" w:after="40"/>
+              <w:jc w:val="center"/>
+            </w:pPr>
+            <w:r/>
+            <w:r>
+              <w:rPr>
+                <w:rFonts w:ascii="Microsoft YaHei" w:hAnsi="Microsoft YaHei" w:eastAsia="Microsoft YaHei"/>
+                <w:b w:val="0"/>
+                <w:color w:val="0F172A"/>
+                <w:sz w:val="20"/>
+              </w:rPr>
+              <w:t>RSM-30H</w:t>
+            </w:r>
+          </w:p>
+        </w:tc>
+      </w:tr>
+      <w:tr>
+        <w:tc>
+          <w:tcPr>
+            <w:tcW w:type="dxa" w:w="3744"/>
+            <w:shd w:val="clear" w:color="auto" w:fill="FFFFFF"/>
+          </w:tcPr>
+          <w:p>
+            <w:pPr>
+              <w:spacing w:before="40" w:after="40"/>
+            </w:pPr>
+            <w:r/>
+            <w:r>
+              <w:rPr>
+                <w:rFonts w:ascii="Microsoft YaHei" w:hAnsi="Microsoft YaHei" w:eastAsia="Microsoft YaHei"/>
+                <w:b/>
+                <w:color w:val="0F172A"/>
+                <w:sz w:val="19"/>
+              </w:rPr>
+              <w:t>原件</w:t>
+            </w:r>
+          </w:p>
+        </w:tc>
+        <w:tc>
+          <w:tcPr>
+            <w:tcW w:type="dxa" w:w="2952"/>
+            <w:shd w:val="clear" w:color="auto" w:fill="F1F5F9"/>
+          </w:tcPr>
+          <w:p>
+            <w:pPr>
+              <w:spacing w:before="40" w:after="40"/>
+              <w:jc w:val="center"/>
+            </w:pPr>
+            <w:r/>
+            <w:r>
+              <w:rPr>
+                <w:rFonts w:ascii="Microsoft YaHei" w:hAnsi="Microsoft YaHei" w:eastAsia="Microsoft YaHei"/>
+                <w:b w:val="0"/>
+                <w:color w:val="0F172A"/>
+                <w:sz w:val="20"/>
+              </w:rPr>
+              <w:t>WAF105551_CP</w:t>
+            </w:r>
+          </w:p>
+        </w:tc>
+        <w:tc>
+          <w:tcPr>
+            <w:tcW w:type="dxa" w:w="2952"/>
+            <w:shd w:val="clear" w:color="auto" w:fill="F1F5F9"/>
+          </w:tcPr>
+          <w:p>
+            <w:pPr>
+              <w:spacing w:before="40" w:after="40"/>
+              <w:jc w:val="center"/>
+            </w:pPr>
+            <w:r/>
+            <w:r>
+              <w:rPr>
+                <w:rFonts w:ascii="Microsoft YaHei" w:hAnsi="Microsoft YaHei" w:eastAsia="Microsoft YaHei"/>
+                <w:b w:val="0"/>
+                <w:color w:val="0F172A"/>
+                <w:sz w:val="20"/>
+              </w:rPr>
+              <w:t>WAF105551_CP</w:t>
+            </w:r>
+          </w:p>
+        </w:tc>
+      </w:tr>
+      <w:tr>
+        <w:tc>
+          <w:tcPr>
+            <w:tcW w:type="dxa" w:w="3744"/>
+            <w:shd w:val="clear" w:color="auto" w:fill="FFFFFF"/>
+          </w:tcPr>
+          <w:p>
+            <w:pPr>
+              <w:spacing w:before="40" w:after="40"/>
+            </w:pPr>
+            <w:r/>
+            <w:r>
+              <w:rPr>
+                <w:rFonts w:ascii="Microsoft YaHei" w:hAnsi="Microsoft YaHei" w:eastAsia="Microsoft YaHei"/>
+                <w:b/>
+                <w:color w:val="0F172A"/>
+                <w:sz w:val="19"/>
+              </w:rPr>
+              <w:t>FUNCTION</w:t>
+            </w:r>
+          </w:p>
+        </w:tc>
+        <w:tc>
+          <w:tcPr>
+            <w:tcW w:type="dxa" w:w="2952"/>
+            <w:shd w:val="clear" w:color="auto" w:fill="F1F5F9"/>
+          </w:tcPr>
+          <w:p>
+            <w:pPr>
+              <w:spacing w:before="40" w:after="40"/>
+              <w:jc w:val="center"/>
+            </w:pPr>
+            <w:r/>
+            <w:r>
+              <w:rPr>
+                <w:rFonts w:ascii="Microsoft YaHei" w:hAnsi="Microsoft YaHei" w:eastAsia="Microsoft YaHei"/>
+                <w:b w:val="0"/>
+                <w:color w:val="0F172A"/>
+                <w:sz w:val="20"/>
+              </w:rPr>
+              <w:t>FAST</w:t>
+            </w:r>
+          </w:p>
+        </w:tc>
+        <w:tc>
+          <w:tcPr>
+            <w:tcW w:type="dxa" w:w="2952"/>
+            <w:shd w:val="clear" w:color="auto" w:fill="F1F5F9"/>
+          </w:tcPr>
+          <w:p>
+            <w:pPr>
+              <w:spacing w:before="40" w:after="40"/>
+              <w:jc w:val="center"/>
+            </w:pPr>
+            <w:r/>
+            <w:r>
+              <w:rPr>
+                <w:rFonts w:ascii="Microsoft YaHei" w:hAnsi="Microsoft YaHei" w:eastAsia="Microsoft YaHei"/>
+                <w:b w:val="0"/>
+                <w:color w:val="0F172A"/>
+                <w:sz w:val="20"/>
+              </w:rPr>
+              <w:t>FAST</w:t>
+            </w:r>
+          </w:p>
+        </w:tc>
+      </w:tr>
+      <w:tr>
+        <w:tc>
+          <w:tcPr>
+            <w:tcW w:type="dxa" w:w="3744"/>
+            <w:shd w:val="clear" w:color="auto" w:fill="FFFFFF"/>
+          </w:tcPr>
+          <w:p>
+            <w:pPr>
+              <w:spacing w:before="40" w:after="40"/>
+            </w:pPr>
+            <w:r/>
+            <w:r>
+              <w:rPr>
+                <w:rFonts w:ascii="Microsoft YaHei" w:hAnsi="Microsoft YaHei" w:eastAsia="Microsoft YaHei"/>
+                <w:b/>
+                <w:color w:val="0F172A"/>
+                <w:sz w:val="19"/>
+              </w:rPr>
+              <w:t>mil（来自替代结构）</w:t>
+            </w:r>
+          </w:p>
+        </w:tc>
+        <w:tc>
+          <w:tcPr>
+            <w:tcW w:type="dxa" w:w="2952"/>
+            <w:shd w:val="clear" w:color="auto" w:fill="F1F5F9"/>
+          </w:tcPr>
+          <w:p>
+            <w:pPr>
+              <w:spacing w:before="40" w:after="40"/>
+              <w:jc w:val="center"/>
+            </w:pPr>
+            <w:r/>
+            <w:r>
+              <w:rPr>
+                <w:rFonts w:ascii="Microsoft YaHei" w:hAnsi="Microsoft YaHei" w:eastAsia="Microsoft YaHei"/>
+                <w:b w:val="0"/>
+                <w:color w:val="0F172A"/>
+                <w:sz w:val="20"/>
+              </w:rPr>
+              <w:t>100</w:t>
+            </w:r>
+          </w:p>
+        </w:tc>
+        <w:tc>
+          <w:tcPr>
+            <w:tcW w:type="dxa" w:w="2952"/>
+            <w:shd w:val="clear" w:color="auto" w:fill="F1F5F9"/>
+          </w:tcPr>
+          <w:p>
+            <w:pPr>
+              <w:spacing w:before="40" w:after="40"/>
+              <w:jc w:val="center"/>
+            </w:pPr>
+            <w:r/>
+            <w:r>
+              <w:rPr>
+                <w:rFonts w:ascii="Microsoft YaHei" w:hAnsi="Microsoft YaHei" w:eastAsia="Microsoft YaHei"/>
+                <w:b w:val="0"/>
+                <w:color w:val="0F172A"/>
+                <w:sz w:val="20"/>
+              </w:rPr>
+              <w:t>100</w:t>
+            </w:r>
+          </w:p>
+        </w:tc>
+      </w:tr>
+      <w:tr>
+        <w:tc>
+          <w:tcPr>
+            <w:tcW w:type="dxa" w:w="3744"/>
+            <w:shd w:val="clear" w:color="auto" w:fill="FFFFFF"/>
+          </w:tcPr>
+          <w:p>
+            <w:pPr>
+              <w:spacing w:before="40" w:after="40"/>
+            </w:pPr>
+            <w:r/>
+            <w:r>
+              <w:rPr>
+                <w:rFonts w:ascii="Microsoft YaHei" w:hAnsi="Microsoft YaHei" w:eastAsia="Microsoft YaHei"/>
+                <w:b/>
+                <w:color w:val="0F172A"/>
+                <w:sz w:val="19"/>
+              </w:rPr>
+              <w:t>切割标准作业（您范本里的实际值）</w:t>
+            </w:r>
+          </w:p>
+        </w:tc>
+        <w:tc>
+          <w:tcPr>
+            <w:tcW w:type="dxa" w:w="2952"/>
+            <w:shd w:val="clear" w:color="auto" w:fill="FEF3C7"/>
+          </w:tcPr>
+          <w:p>
+            <w:pPr>
+              <w:spacing w:before="40" w:after="40"/>
+              <w:jc w:val="center"/>
+            </w:pPr>
+            <w:r/>
+            <w:r>
+              <w:rPr>
+                <w:rFonts w:ascii="Microsoft YaHei" w:hAnsi="Microsoft YaHei" w:eastAsia="Microsoft YaHei"/>
+                <w:b/>
+                <w:color w:val="B91C1C"/>
+                <w:sz w:val="20"/>
+              </w:rPr>
+              <w:t>ERG EGPP-100</w:t>
+            </w:r>
+          </w:p>
+        </w:tc>
+        <w:tc>
+          <w:tcPr>
+            <w:tcW w:type="dxa" w:w="2952"/>
+            <w:shd w:val="clear" w:color="auto" w:fill="FEF3C7"/>
+          </w:tcPr>
+          <w:p>
+            <w:pPr>
+              <w:spacing w:before="40" w:after="40"/>
+              <w:jc w:val="center"/>
+            </w:pPr>
+            <w:r/>
+            <w:r>
+              <w:rPr>
+                <w:rFonts w:ascii="Microsoft YaHei" w:hAnsi="Microsoft YaHei" w:eastAsia="Microsoft YaHei"/>
+                <w:b/>
+                <w:color w:val="B91C1C"/>
+                <w:sz w:val="20"/>
+              </w:rPr>
+              <w:t>UFG UGPP-100</w:t>
+            </w:r>
+          </w:p>
+        </w:tc>
+      </w:tr>
+    </w:tbl>
+    <w:p>
+      <w:pPr>
+        <w:spacing w:before="80" w:after="120" w:line="312" w:lineRule="auto"/>
+      </w:pPr>
+      <w:r>
+        <w:rPr>
+          <w:rFonts w:ascii="Microsoft YaHei" w:hAnsi="Microsoft YaHei" w:eastAsia="Microsoft YaHei"/>
+          <w:b/>
+          <w:color w:val="B45309"/>
+          <w:sz w:val="20"/>
+        </w:rPr>
+        <w:t>→ 结论：两者「mil + 功能别」完全一样，系统无法区分 FR3A 与 FR3D，只能留空，等您提供对照。</w:t>
+      </w:r>
+    </w:p>
+    <w:p>
+      <w:pPr>
+        <w:spacing w:before="260" w:after="140" w:line="312" w:lineRule="auto"/>
+        <w:pBdr>
+          <w:bottom w:val="single" w:sz="8" w:space="4" w:color="2563EB"/>
+        </w:pBdr>
+      </w:pPr>
+      <w:r>
+        <w:rPr>
+          <w:rFonts w:ascii="Microsoft YaHei" w:hAnsi="Microsoft YaHei" w:eastAsia="Microsoft YaHei"/>
+          <w:b/>
+          <w:color w:val="1E3A8A"/>
+          <w:sz w:val="29"/>
+        </w:rPr>
+        <w:t>三、需要您确认的 18 个料号（系统目前留空）</w:t>
+      </w:r>
+    </w:p>
+    <w:p>
+      <w:pPr>
+        <w:spacing w:before="0" w:after="80" w:line="312" w:lineRule="auto"/>
+      </w:pPr>
+      <w:r>
+        <w:rPr>
+          <w:rFonts w:ascii="Microsoft YaHei" w:hAnsi="Microsoft YaHei" w:eastAsia="Microsoft YaHei"/>
+          <w:b w:val="0"/>
+          <w:color w:val="475569"/>
+          <w:sz w:val="19"/>
+        </w:rPr>
+        <w:t>请特别看 FUNCTION 与 mil 两栏：下表已按 FUNCTION+mil 排序。可以看到「FUNCTION、mil 完全相同」的料号（例如 FAST + 100），切割却不一样 —— 这正是系统无法自动判定、只能留空的原因。右栏是您范本里的实际值，供核对。</w:t>
+      </w:r>
+    </w:p>
+    <w:tbl>
+      <w:tblPr>
+        <w:tblW w:type="auto" w:w="0"/>
+        <w:jc w:val="center"/>
+        <w:tblLook w:firstColumn="1" w:firstRow="1" w:lastColumn="0" w:lastRow="0" w:noHBand="0" w:noVBand="1" w:val="04A0"/>
+        <w:tblBorders>
+          <w:top w:val="single" w:sz="6" w:space="0" w:color="CBD5E1"/>
+          <w:left w:val="single" w:sz="6" w:space="0" w:color="CBD5E1"/>
+          <w:bottom w:val="single" w:sz="6" w:space="0" w:color="CBD5E1"/>
+          <w:right w:val="single" w:sz="6" w:space="0" w:color="CBD5E1"/>
+          <w:insideH w:val="single" w:sz="6" w:space="0" w:color="CBD5E1"/>
+          <w:insideV w:val="single" w:sz="6" w:space="0" w:color="CBD5E1"/>
+        </w:tblBorders>
+      </w:tblPr>
+      <w:tblGrid>
+        <w:gridCol w:w="1632"/>
+        <w:gridCol w:w="1632"/>
+        <w:gridCol w:w="1632"/>
+        <w:gridCol w:w="1632"/>
+        <w:gridCol w:w="1632"/>
+        <w:gridCol w:w="1632"/>
+      </w:tblGrid>
+      <w:tr>
+        <w:tc>
+          <w:tcPr>
+            <w:tcW w:type="dxa" w:w="1632"/>
+            <w:shd w:val="clear" w:color="auto" w:fill="2B3A67"/>
+          </w:tcPr>
+          <w:p>
+            <w:pPr>
+              <w:spacing w:before="40" w:after="40"/>
               <w:jc w:val="center"/>
             </w:pPr>
             <w:r/>
@@ -266,12 +674,34 @@
         </w:tc>
         <w:tc>
           <w:tcPr>
-            <w:tcW w:type="dxa" w:w="1958"/>
+            <w:tcW w:type="dxa" w:w="1632"/>
             <w:shd w:val="clear" w:color="auto" w:fill="2B3A67"/>
           </w:tcPr>
           <w:p>
             <w:pPr>
-              <w:spacing w:before="20" w:after="20"/>
+              <w:spacing w:before="40" w:after="40"/>
+              <w:jc w:val="center"/>
+            </w:pPr>
+            <w:r/>
+            <w:r>
+              <w:rPr>
+                <w:rFonts w:ascii="Microsoft YaHei" w:hAnsi="Microsoft YaHei" w:eastAsia="Microsoft YaHei"/>
+                <w:b/>
+                <w:color w:val="FFFFFF"/>
+                <w:sz w:val="20"/>
+              </w:rPr>
+              <w:t>TYPE</w:t>
+            </w:r>
+          </w:p>
+        </w:tc>
+        <w:tc>
+          <w:tcPr>
+            <w:tcW w:type="dxa" w:w="1632"/>
+            <w:shd w:val="clear" w:color="auto" w:fill="2B3A67"/>
+          </w:tcPr>
+          <w:p>
+            <w:pPr>
+              <w:spacing w:before="40" w:after="40"/>
               <w:jc w:val="center"/>
             </w:pPr>
             <w:r/>
@@ -288,12 +718,12 @@
         </w:tc>
         <w:tc>
           <w:tcPr>
-            <w:tcW w:type="dxa" w:w="1958"/>
+            <w:tcW w:type="dxa" w:w="1632"/>
             <w:shd w:val="clear" w:color="auto" w:fill="2B3A67"/>
           </w:tcPr>
           <w:p>
             <w:pPr>
-              <w:spacing w:before="20" w:after="20"/>
+              <w:spacing w:before="40" w:after="40"/>
               <w:jc w:val="center"/>
             </w:pPr>
             <w:r/>
@@ -304,18 +734,18 @@
                 <w:color w:val="FFFFFF"/>
                 <w:sz w:val="20"/>
               </w:rPr>
-              <w:t>功能别</w:t>
+              <w:t>FUNCTION</w:t>
             </w:r>
           </w:p>
         </w:tc>
         <w:tc>
           <w:tcPr>
-            <w:tcW w:type="dxa" w:w="1958"/>
+            <w:tcW w:type="dxa" w:w="1632"/>
             <w:shd w:val="clear" w:color="auto" w:fill="2B3A67"/>
           </w:tcPr>
           <w:p>
             <w:pPr>
-              <w:spacing w:before="20" w:after="20"/>
+              <w:spacing w:before="40" w:after="40"/>
               <w:jc w:val="center"/>
             </w:pPr>
             <w:r/>
@@ -326,18 +756,18 @@
                 <w:color w:val="FFFFFF"/>
                 <w:sz w:val="20"/>
               </w:rPr>
-              <w:t>替代结构</w:t>
+              <w:t>mil</w:t>
             </w:r>
           </w:p>
         </w:tc>
         <w:tc>
           <w:tcPr>
-            <w:tcW w:type="dxa" w:w="1958"/>
+            <w:tcW w:type="dxa" w:w="1632"/>
             <w:shd w:val="clear" w:color="auto" w:fill="2B3A67"/>
           </w:tcPr>
           <w:p>
             <w:pPr>
-              <w:spacing w:before="20" w:after="20"/>
+              <w:spacing w:before="40" w:after="40"/>
               <w:jc w:val="center"/>
             </w:pPr>
             <w:r/>
@@ -348,7 +778,7 @@
                 <w:color w:val="FFFFFF"/>
                 <w:sz w:val="20"/>
               </w:rPr>
-              <w:t>客户范本实际切割</w:t>
+              <w:t>您范本里的实际切割</w:t>
             </w:r>
           </w:p>
         </w:tc>
@@ -356,11 +786,12 @@
       <w:tr>
         <w:tc>
           <w:tcPr>
-            <w:tcW w:type="dxa" w:w="2736"/>
+            <w:tcW w:type="dxa" w:w="2664"/>
+            <w:shd w:val="clear" w:color="auto" w:fill="FFFFFF"/>
           </w:tcPr>
           <w:p>
             <w:pPr>
-              <w:spacing w:before="20" w:after="20"/>
+              <w:spacing w:before="40" w:after="40"/>
             </w:pPr>
             <w:r/>
             <w:r>
@@ -376,11 +807,33 @@
         </w:tc>
         <w:tc>
           <w:tcPr>
-            <w:tcW w:type="dxa" w:w="1872"/>
+            <w:tcW w:type="dxa" w:w="1440"/>
+            <w:shd w:val="clear" w:color="auto" w:fill="FFFFFF"/>
           </w:tcPr>
           <w:p>
             <w:pPr>
-              <w:spacing w:before="20" w:after="20"/>
+              <w:spacing w:before="40" w:after="40"/>
+            </w:pPr>
+            <w:r/>
+            <w:r>
+              <w:rPr>
+                <w:rFonts w:ascii="Microsoft YaHei" w:hAnsi="Microsoft YaHei" w:eastAsia="Microsoft YaHei"/>
+                <w:b w:val="0"/>
+                <w:color w:val="0F172A"/>
+                <w:sz w:val="18"/>
+              </w:rPr>
+              <w:t>FR3A</w:t>
+            </w:r>
+          </w:p>
+        </w:tc>
+        <w:tc>
+          <w:tcPr>
+            <w:tcW w:type="dxa" w:w="1512"/>
+            <w:shd w:val="clear" w:color="auto" w:fill="FFFFFF"/>
+          </w:tcPr>
+          <w:p>
+            <w:pPr>
+              <w:spacing w:before="40" w:after="40"/>
             </w:pPr>
             <w:r/>
             <w:r>
@@ -396,11 +849,12 @@
         </w:tc>
         <w:tc>
           <w:tcPr>
-            <w:tcW w:type="dxa" w:w="1440"/>
+            <w:tcW w:type="dxa" w:w="1368"/>
+            <w:shd w:val="clear" w:color="auto" w:fill="FFFFFF"/>
           </w:tcPr>
           <w:p>
             <w:pPr>
-              <w:spacing w:before="20" w:after="20"/>
+              <w:spacing w:before="40" w:after="40"/>
             </w:pPr>
             <w:r/>
             <w:r>
@@ -416,11 +870,12 @@
         </w:tc>
         <w:tc>
           <w:tcPr>
-            <w:tcW w:type="dxa" w:w="1728"/>
+            <w:tcW w:type="dxa" w:w="864"/>
+            <w:shd w:val="clear" w:color="auto" w:fill="FFFFFF"/>
           </w:tcPr>
           <w:p>
             <w:pPr>
-              <w:spacing w:before="20" w:after="20"/>
+              <w:spacing w:before="40" w:after="40"/>
             </w:pPr>
             <w:r/>
             <w:r>
@@ -430,24 +885,25 @@
                 <w:color w:val="0F172A"/>
                 <w:sz w:val="18"/>
               </w:rPr>
-              <w:t>ACP_100</w:t>
+              <w:t>100</w:t>
             </w:r>
           </w:p>
         </w:tc>
         <w:tc>
           <w:tcPr>
-            <w:tcW w:type="dxa" w:w="2736"/>
+            <w:tcW w:type="dxa" w:w="2520"/>
+            <w:shd w:val="clear" w:color="auto" w:fill="FFFFFF"/>
           </w:tcPr>
           <w:p>
             <w:pPr>
-              <w:spacing w:before="20" w:after="20"/>
+              <w:spacing w:before="40" w:after="40"/>
             </w:pPr>
             <w:r/>
             <w:r>
               <w:rPr>
                 <w:rFonts w:ascii="Microsoft YaHei" w:hAnsi="Microsoft YaHei" w:eastAsia="Microsoft YaHei"/>
-                <w:b w:val="0"/>
-                <w:color w:val="0F172A"/>
+                <w:b/>
+                <w:color w:val="B91C1C"/>
                 <w:sz w:val="18"/>
               </w:rPr>
               <w:t>ERG EGPP-100</w:t>
@@ -458,11 +914,12 @@
       <w:tr>
         <w:tc>
           <w:tcPr>
-            <w:tcW w:type="dxa" w:w="2736"/>
+            <w:tcW w:type="dxa" w:w="2664"/>
+            <w:shd w:val="clear" w:color="auto" w:fill="FFFFFF"/>
           </w:tcPr>
           <w:p>
             <w:pPr>
-              <w:spacing w:before="20" w:after="20"/>
+              <w:spacing w:before="40" w:after="40"/>
             </w:pPr>
             <w:r/>
             <w:r>
@@ -478,11 +935,33 @@
         </w:tc>
         <w:tc>
           <w:tcPr>
-            <w:tcW w:type="dxa" w:w="1872"/>
+            <w:tcW w:type="dxa" w:w="1440"/>
+            <w:shd w:val="clear" w:color="auto" w:fill="FFFFFF"/>
           </w:tcPr>
           <w:p>
             <w:pPr>
-              <w:spacing w:before="20" w:after="20"/>
+              <w:spacing w:before="40" w:after="40"/>
+            </w:pPr>
+            <w:r/>
+            <w:r>
+              <w:rPr>
+                <w:rFonts w:ascii="Microsoft YaHei" w:hAnsi="Microsoft YaHei" w:eastAsia="Microsoft YaHei"/>
+                <w:b w:val="0"/>
+                <w:color w:val="0F172A"/>
+                <w:sz w:val="18"/>
+              </w:rPr>
+              <w:t>FR3A</w:t>
+            </w:r>
+          </w:p>
+        </w:tc>
+        <w:tc>
+          <w:tcPr>
+            <w:tcW w:type="dxa" w:w="1512"/>
+            <w:shd w:val="clear" w:color="auto" w:fill="FFFFFF"/>
+          </w:tcPr>
+          <w:p>
+            <w:pPr>
+              <w:spacing w:before="40" w:after="40"/>
             </w:pPr>
             <w:r/>
             <w:r>
@@ -498,11 +977,12 @@
         </w:tc>
         <w:tc>
           <w:tcPr>
-            <w:tcW w:type="dxa" w:w="1440"/>
+            <w:tcW w:type="dxa" w:w="1368"/>
+            <w:shd w:val="clear" w:color="auto" w:fill="FFFFFF"/>
           </w:tcPr>
           <w:p>
             <w:pPr>
-              <w:spacing w:before="20" w:after="20"/>
+              <w:spacing w:before="40" w:after="40"/>
             </w:pPr>
             <w:r/>
             <w:r>
@@ -518,11 +998,12 @@
         </w:tc>
         <w:tc>
           <w:tcPr>
-            <w:tcW w:type="dxa" w:w="1728"/>
+            <w:tcW w:type="dxa" w:w="864"/>
+            <w:shd w:val="clear" w:color="auto" w:fill="FFFFFF"/>
           </w:tcPr>
           <w:p>
             <w:pPr>
-              <w:spacing w:before="20" w:after="20"/>
+              <w:spacing w:before="40" w:after="40"/>
             </w:pPr>
             <w:r/>
             <w:r>
@@ -532,24 +1013,25 @@
                 <w:color w:val="0F172A"/>
                 <w:sz w:val="18"/>
               </w:rPr>
-              <w:t>ACP_100</w:t>
+              <w:t>100</w:t>
             </w:r>
           </w:p>
         </w:tc>
         <w:tc>
           <w:tcPr>
-            <w:tcW w:type="dxa" w:w="2736"/>
+            <w:tcW w:type="dxa" w:w="2520"/>
+            <w:shd w:val="clear" w:color="auto" w:fill="FFFFFF"/>
           </w:tcPr>
           <w:p>
             <w:pPr>
-              <w:spacing w:before="20" w:after="20"/>
+              <w:spacing w:before="40" w:after="40"/>
             </w:pPr>
             <w:r/>
             <w:r>
               <w:rPr>
                 <w:rFonts w:ascii="Microsoft YaHei" w:hAnsi="Microsoft YaHei" w:eastAsia="Microsoft YaHei"/>
-                <w:b w:val="0"/>
-                <w:color w:val="0F172A"/>
+                <w:b/>
+                <w:color w:val="B91C1C"/>
                 <w:sz w:val="18"/>
               </w:rPr>
               <w:t>ERG EGPP-100</w:t>
@@ -560,11 +1042,12 @@
       <w:tr>
         <w:tc>
           <w:tcPr>
-            <w:tcW w:type="dxa" w:w="2736"/>
+            <w:tcW w:type="dxa" w:w="2664"/>
+            <w:shd w:val="clear" w:color="auto" w:fill="FFFFFF"/>
           </w:tcPr>
           <w:p>
             <w:pPr>
-              <w:spacing w:before="20" w:after="20"/>
+              <w:spacing w:before="40" w:after="40"/>
             </w:pPr>
             <w:r/>
             <w:r>
@@ -580,11 +1063,33 @@
         </w:tc>
         <w:tc>
           <w:tcPr>
-            <w:tcW w:type="dxa" w:w="1872"/>
+            <w:tcW w:type="dxa" w:w="1440"/>
+            <w:shd w:val="clear" w:color="auto" w:fill="FFFFFF"/>
           </w:tcPr>
           <w:p>
             <w:pPr>
-              <w:spacing w:before="20" w:after="20"/>
+              <w:spacing w:before="40" w:after="40"/>
+            </w:pPr>
+            <w:r/>
+            <w:r>
+              <w:rPr>
+                <w:rFonts w:ascii="Microsoft YaHei" w:hAnsi="Microsoft YaHei" w:eastAsia="Microsoft YaHei"/>
+                <w:b w:val="0"/>
+                <w:color w:val="0F172A"/>
+                <w:sz w:val="18"/>
+              </w:rPr>
+              <w:t>FR3B</w:t>
+            </w:r>
+          </w:p>
+        </w:tc>
+        <w:tc>
+          <w:tcPr>
+            <w:tcW w:type="dxa" w:w="1512"/>
+            <w:shd w:val="clear" w:color="auto" w:fill="FFFFFF"/>
+          </w:tcPr>
+          <w:p>
+            <w:pPr>
+              <w:spacing w:before="40" w:after="40"/>
             </w:pPr>
             <w:r/>
             <w:r>
@@ -600,11 +1105,12 @@
         </w:tc>
         <w:tc>
           <w:tcPr>
-            <w:tcW w:type="dxa" w:w="1440"/>
+            <w:tcW w:type="dxa" w:w="1368"/>
+            <w:shd w:val="clear" w:color="auto" w:fill="FFFFFF"/>
           </w:tcPr>
           <w:p>
             <w:pPr>
-              <w:spacing w:before="20" w:after="20"/>
+              <w:spacing w:before="40" w:after="40"/>
             </w:pPr>
             <w:r/>
             <w:r>
@@ -620,11 +1126,12 @@
         </w:tc>
         <w:tc>
           <w:tcPr>
-            <w:tcW w:type="dxa" w:w="1728"/>
+            <w:tcW w:type="dxa" w:w="864"/>
+            <w:shd w:val="clear" w:color="auto" w:fill="FFFFFF"/>
           </w:tcPr>
           <w:p>
             <w:pPr>
-              <w:spacing w:before="20" w:after="20"/>
+              <w:spacing w:before="40" w:after="40"/>
             </w:pPr>
             <w:r/>
             <w:r>
@@ -634,24 +1141,25 @@
                 <w:color w:val="0F172A"/>
                 <w:sz w:val="18"/>
               </w:rPr>
-              <w:t>ACP_100</w:t>
+              <w:t>100</w:t>
             </w:r>
           </w:p>
         </w:tc>
         <w:tc>
           <w:tcPr>
-            <w:tcW w:type="dxa" w:w="2736"/>
+            <w:tcW w:type="dxa" w:w="2520"/>
+            <w:shd w:val="clear" w:color="auto" w:fill="FFFFFF"/>
           </w:tcPr>
           <w:p>
             <w:pPr>
-              <w:spacing w:before="20" w:after="20"/>
+              <w:spacing w:before="40" w:after="40"/>
             </w:pPr>
             <w:r/>
             <w:r>
               <w:rPr>
                 <w:rFonts w:ascii="Microsoft YaHei" w:hAnsi="Microsoft YaHei" w:eastAsia="Microsoft YaHei"/>
-                <w:b w:val="0"/>
-                <w:color w:val="0F172A"/>
+                <w:b/>
+                <w:color w:val="B91C1C"/>
                 <w:sz w:val="18"/>
               </w:rPr>
               <w:t>FRG RGPP-100</w:t>
@@ -662,11 +1170,12 @@
       <w:tr>
         <w:tc>
           <w:tcPr>
-            <w:tcW w:type="dxa" w:w="2736"/>
+            <w:tcW w:type="dxa" w:w="2664"/>
+            <w:shd w:val="clear" w:color="auto" w:fill="FFFFFF"/>
           </w:tcPr>
           <w:p>
             <w:pPr>
-              <w:spacing w:before="20" w:after="20"/>
+              <w:spacing w:before="40" w:after="40"/>
             </w:pPr>
             <w:r/>
             <w:r>
@@ -682,11 +1191,33 @@
         </w:tc>
         <w:tc>
           <w:tcPr>
-            <w:tcW w:type="dxa" w:w="1872"/>
+            <w:tcW w:type="dxa" w:w="1440"/>
+            <w:shd w:val="clear" w:color="auto" w:fill="FFFFFF"/>
           </w:tcPr>
           <w:p>
             <w:pPr>
-              <w:spacing w:before="20" w:after="20"/>
+              <w:spacing w:before="40" w:after="40"/>
+            </w:pPr>
+            <w:r/>
+            <w:r>
+              <w:rPr>
+                <w:rFonts w:ascii="Microsoft YaHei" w:hAnsi="Microsoft YaHei" w:eastAsia="Microsoft YaHei"/>
+                <w:b w:val="0"/>
+                <w:color w:val="0F172A"/>
+                <w:sz w:val="18"/>
+              </w:rPr>
+              <w:t>FR3D</w:t>
+            </w:r>
+          </w:p>
+        </w:tc>
+        <w:tc>
+          <w:tcPr>
+            <w:tcW w:type="dxa" w:w="1512"/>
+            <w:shd w:val="clear" w:color="auto" w:fill="FFFFFF"/>
+          </w:tcPr>
+          <w:p>
+            <w:pPr>
+              <w:spacing w:before="40" w:after="40"/>
             </w:pPr>
             <w:r/>
             <w:r>
@@ -702,11 +1233,12 @@
         </w:tc>
         <w:tc>
           <w:tcPr>
-            <w:tcW w:type="dxa" w:w="1440"/>
+            <w:tcW w:type="dxa" w:w="1368"/>
+            <w:shd w:val="clear" w:color="auto" w:fill="FFFFFF"/>
           </w:tcPr>
           <w:p>
             <w:pPr>
-              <w:spacing w:before="20" w:after="20"/>
+              <w:spacing w:before="40" w:after="40"/>
             </w:pPr>
             <w:r/>
             <w:r>
@@ -722,11 +1254,12 @@
         </w:tc>
         <w:tc>
           <w:tcPr>
-            <w:tcW w:type="dxa" w:w="1728"/>
+            <w:tcW w:type="dxa" w:w="864"/>
+            <w:shd w:val="clear" w:color="auto" w:fill="FFFFFF"/>
           </w:tcPr>
           <w:p>
             <w:pPr>
-              <w:spacing w:before="20" w:after="20"/>
+              <w:spacing w:before="40" w:after="40"/>
             </w:pPr>
             <w:r/>
             <w:r>
@@ -736,24 +1269,25 @@
                 <w:color w:val="0F172A"/>
                 <w:sz w:val="18"/>
               </w:rPr>
-              <w:t>ACP_100</w:t>
+              <w:t>100</w:t>
             </w:r>
           </w:p>
         </w:tc>
         <w:tc>
           <w:tcPr>
-            <w:tcW w:type="dxa" w:w="2736"/>
+            <w:tcW w:type="dxa" w:w="2520"/>
+            <w:shd w:val="clear" w:color="auto" w:fill="FFFFFF"/>
           </w:tcPr>
           <w:p>
             <w:pPr>
-              <w:spacing w:before="20" w:after="20"/>
+              <w:spacing w:before="40" w:after="40"/>
             </w:pPr>
             <w:r/>
             <w:r>
               <w:rPr>
                 <w:rFonts w:ascii="Microsoft YaHei" w:hAnsi="Microsoft YaHei" w:eastAsia="Microsoft YaHei"/>
-                <w:b w:val="0"/>
-                <w:color w:val="0F172A"/>
+                <w:b/>
+                <w:color w:val="B91C1C"/>
                 <w:sz w:val="18"/>
               </w:rPr>
               <w:t>UFG UGPP-100</w:t>
@@ -764,11 +1298,12 @@
       <w:tr>
         <w:tc>
           <w:tcPr>
-            <w:tcW w:type="dxa" w:w="2736"/>
+            <w:tcW w:type="dxa" w:w="2664"/>
+            <w:shd w:val="clear" w:color="auto" w:fill="FFFFFF"/>
           </w:tcPr>
           <w:p>
             <w:pPr>
-              <w:spacing w:before="20" w:after="20"/>
+              <w:spacing w:before="40" w:after="40"/>
             </w:pPr>
             <w:r/>
             <w:r>
@@ -784,11 +1319,33 @@
         </w:tc>
         <w:tc>
           <w:tcPr>
-            <w:tcW w:type="dxa" w:w="1872"/>
+            <w:tcW w:type="dxa" w:w="1440"/>
+            <w:shd w:val="clear" w:color="auto" w:fill="FFFFFF"/>
           </w:tcPr>
           <w:p>
             <w:pPr>
-              <w:spacing w:before="20" w:after="20"/>
+              <w:spacing w:before="40" w:after="40"/>
+            </w:pPr>
+            <w:r/>
+            <w:r>
+              <w:rPr>
+                <w:rFonts w:ascii="Microsoft YaHei" w:hAnsi="Microsoft YaHei" w:eastAsia="Microsoft YaHei"/>
+                <w:b w:val="0"/>
+                <w:color w:val="0F172A"/>
+                <w:sz w:val="18"/>
+              </w:rPr>
+              <w:t>FR3D</w:t>
+            </w:r>
+          </w:p>
+        </w:tc>
+        <w:tc>
+          <w:tcPr>
+            <w:tcW w:type="dxa" w:w="1512"/>
+            <w:shd w:val="clear" w:color="auto" w:fill="FFFFFF"/>
+          </w:tcPr>
+          <w:p>
+            <w:pPr>
+              <w:spacing w:before="40" w:after="40"/>
             </w:pPr>
             <w:r/>
             <w:r>
@@ -804,11 +1361,12 @@
         </w:tc>
         <w:tc>
           <w:tcPr>
-            <w:tcW w:type="dxa" w:w="1440"/>
+            <w:tcW w:type="dxa" w:w="1368"/>
+            <w:shd w:val="clear" w:color="auto" w:fill="FFFFFF"/>
           </w:tcPr>
           <w:p>
             <w:pPr>
-              <w:spacing w:before="20" w:after="20"/>
+              <w:spacing w:before="40" w:after="40"/>
             </w:pPr>
             <w:r/>
             <w:r>
@@ -824,11 +1382,12 @@
         </w:tc>
         <w:tc>
           <w:tcPr>
-            <w:tcW w:type="dxa" w:w="1728"/>
+            <w:tcW w:type="dxa" w:w="864"/>
+            <w:shd w:val="clear" w:color="auto" w:fill="FFFFFF"/>
           </w:tcPr>
           <w:p>
             <w:pPr>
-              <w:spacing w:before="20" w:after="20"/>
+              <w:spacing w:before="40" w:after="40"/>
             </w:pPr>
             <w:r/>
             <w:r>
@@ -838,24 +1397,25 @@
                 <w:color w:val="0F172A"/>
                 <w:sz w:val="18"/>
               </w:rPr>
-              <w:t>ACP_100</w:t>
+              <w:t>100</w:t>
             </w:r>
           </w:p>
         </w:tc>
         <w:tc>
           <w:tcPr>
-            <w:tcW w:type="dxa" w:w="2736"/>
+            <w:tcW w:type="dxa" w:w="2520"/>
+            <w:shd w:val="clear" w:color="auto" w:fill="FFFFFF"/>
           </w:tcPr>
           <w:p>
             <w:pPr>
-              <w:spacing w:before="20" w:after="20"/>
+              <w:spacing w:before="40" w:after="40"/>
             </w:pPr>
             <w:r/>
             <w:r>
               <w:rPr>
                 <w:rFonts w:ascii="Microsoft YaHei" w:hAnsi="Microsoft YaHei" w:eastAsia="Microsoft YaHei"/>
-                <w:b w:val="0"/>
-                <w:color w:val="0F172A"/>
+                <w:b/>
+                <w:color w:val="B91C1C"/>
                 <w:sz w:val="18"/>
               </w:rPr>
               <w:t>ERG EGPP-100</w:t>
@@ -866,11 +1426,12 @@
       <w:tr>
         <w:tc>
           <w:tcPr>
-            <w:tcW w:type="dxa" w:w="2736"/>
+            <w:tcW w:type="dxa" w:w="2664"/>
+            <w:shd w:val="clear" w:color="auto" w:fill="FFFFFF"/>
           </w:tcPr>
           <w:p>
             <w:pPr>
-              <w:spacing w:before="20" w:after="20"/>
+              <w:spacing w:before="40" w:after="40"/>
             </w:pPr>
             <w:r/>
             <w:r>
@@ -886,11 +1447,33 @@
         </w:tc>
         <w:tc>
           <w:tcPr>
-            <w:tcW w:type="dxa" w:w="1872"/>
+            <w:tcW w:type="dxa" w:w="1440"/>
+            <w:shd w:val="clear" w:color="auto" w:fill="FFFFFF"/>
           </w:tcPr>
           <w:p>
             <w:pPr>
-              <w:spacing w:before="20" w:after="20"/>
+              <w:spacing w:before="40" w:after="40"/>
+            </w:pPr>
+            <w:r/>
+            <w:r>
+              <w:rPr>
+                <w:rFonts w:ascii="Microsoft YaHei" w:hAnsi="Microsoft YaHei" w:eastAsia="Microsoft YaHei"/>
+                <w:b w:val="0"/>
+                <w:color w:val="0F172A"/>
+                <w:sz w:val="18"/>
+              </w:rPr>
+              <w:t>FR3G</w:t>
+            </w:r>
+          </w:p>
+        </w:tc>
+        <w:tc>
+          <w:tcPr>
+            <w:tcW w:type="dxa" w:w="1512"/>
+            <w:shd w:val="clear" w:color="auto" w:fill="FFFFFF"/>
+          </w:tcPr>
+          <w:p>
+            <w:pPr>
+              <w:spacing w:before="40" w:after="40"/>
             </w:pPr>
             <w:r/>
             <w:r>
@@ -906,11 +1489,12 @@
         </w:tc>
         <w:tc>
           <w:tcPr>
-            <w:tcW w:type="dxa" w:w="1440"/>
+            <w:tcW w:type="dxa" w:w="1368"/>
+            <w:shd w:val="clear" w:color="auto" w:fill="FFFFFF"/>
           </w:tcPr>
           <w:p>
             <w:pPr>
-              <w:spacing w:before="20" w:after="20"/>
+              <w:spacing w:before="40" w:after="40"/>
             </w:pPr>
             <w:r/>
             <w:r>
@@ -926,11 +1510,12 @@
         </w:tc>
         <w:tc>
           <w:tcPr>
-            <w:tcW w:type="dxa" w:w="1728"/>
+            <w:tcW w:type="dxa" w:w="864"/>
+            <w:shd w:val="clear" w:color="auto" w:fill="FFFFFF"/>
           </w:tcPr>
           <w:p>
             <w:pPr>
-              <w:spacing w:before="20" w:after="20"/>
+              <w:spacing w:before="40" w:after="40"/>
             </w:pPr>
             <w:r/>
             <w:r>
@@ -940,24 +1525,25 @@
                 <w:color w:val="0F172A"/>
                 <w:sz w:val="18"/>
               </w:rPr>
-              <w:t>ACP_100</w:t>
+              <w:t>100</w:t>
             </w:r>
           </w:p>
         </w:tc>
         <w:tc>
           <w:tcPr>
-            <w:tcW w:type="dxa" w:w="2736"/>
+            <w:tcW w:type="dxa" w:w="2520"/>
+            <w:shd w:val="clear" w:color="auto" w:fill="FFFFFF"/>
           </w:tcPr>
           <w:p>
             <w:pPr>
-              <w:spacing w:before="20" w:after="20"/>
+              <w:spacing w:before="40" w:after="40"/>
             </w:pPr>
             <w:r/>
             <w:r>
               <w:rPr>
                 <w:rFonts w:ascii="Microsoft YaHei" w:hAnsi="Microsoft YaHei" w:eastAsia="Microsoft YaHei"/>
-                <w:b w:val="0"/>
-                <w:color w:val="0F172A"/>
+                <w:b/>
+                <w:color w:val="B91C1C"/>
                 <w:sz w:val="18"/>
               </w:rPr>
               <w:t>ERG EGPP-100</w:t>
@@ -968,11 +1554,12 @@
       <w:tr>
         <w:tc>
           <w:tcPr>
-            <w:tcW w:type="dxa" w:w="2736"/>
+            <w:tcW w:type="dxa" w:w="2664"/>
+            <w:shd w:val="clear" w:color="auto" w:fill="FFFFFF"/>
           </w:tcPr>
           <w:p>
             <w:pPr>
-              <w:spacing w:before="20" w:after="20"/>
+              <w:spacing w:before="40" w:after="40"/>
             </w:pPr>
             <w:r/>
             <w:r>
@@ -988,11 +1575,33 @@
         </w:tc>
         <w:tc>
           <w:tcPr>
-            <w:tcW w:type="dxa" w:w="1872"/>
+            <w:tcW w:type="dxa" w:w="1440"/>
+            <w:shd w:val="clear" w:color="auto" w:fill="FFFFFF"/>
           </w:tcPr>
           <w:p>
             <w:pPr>
-              <w:spacing w:before="20" w:after="20"/>
+              <w:spacing w:before="40" w:after="40"/>
+            </w:pPr>
+            <w:r/>
+            <w:r>
+              <w:rPr>
+                <w:rFonts w:ascii="Microsoft YaHei" w:hAnsi="Microsoft YaHei" w:eastAsia="Microsoft YaHei"/>
+                <w:b w:val="0"/>
+                <w:color w:val="0F172A"/>
+                <w:sz w:val="18"/>
+              </w:rPr>
+              <w:t>FR3G</w:t>
+            </w:r>
+          </w:p>
+        </w:tc>
+        <w:tc>
+          <w:tcPr>
+            <w:tcW w:type="dxa" w:w="1512"/>
+            <w:shd w:val="clear" w:color="auto" w:fill="FFFFFF"/>
+          </w:tcPr>
+          <w:p>
+            <w:pPr>
+              <w:spacing w:before="40" w:after="40"/>
             </w:pPr>
             <w:r/>
             <w:r>
@@ -1008,11 +1617,12 @@
         </w:tc>
         <w:tc>
           <w:tcPr>
-            <w:tcW w:type="dxa" w:w="1440"/>
+            <w:tcW w:type="dxa" w:w="1368"/>
+            <w:shd w:val="clear" w:color="auto" w:fill="FFFFFF"/>
           </w:tcPr>
           <w:p>
             <w:pPr>
-              <w:spacing w:before="20" w:after="20"/>
+              <w:spacing w:before="40" w:after="40"/>
             </w:pPr>
             <w:r/>
             <w:r>
@@ -1028,11 +1638,12 @@
         </w:tc>
         <w:tc>
           <w:tcPr>
-            <w:tcW w:type="dxa" w:w="1728"/>
+            <w:tcW w:type="dxa" w:w="864"/>
+            <w:shd w:val="clear" w:color="auto" w:fill="FFFFFF"/>
           </w:tcPr>
           <w:p>
             <w:pPr>
-              <w:spacing w:before="20" w:after="20"/>
+              <w:spacing w:before="40" w:after="40"/>
             </w:pPr>
             <w:r/>
             <w:r>
@@ -1042,24 +1653,25 @@
                 <w:color w:val="0F172A"/>
                 <w:sz w:val="18"/>
               </w:rPr>
-              <w:t>ACP_100</w:t>
+              <w:t>100</w:t>
             </w:r>
           </w:p>
         </w:tc>
         <w:tc>
           <w:tcPr>
-            <w:tcW w:type="dxa" w:w="2736"/>
+            <w:tcW w:type="dxa" w:w="2520"/>
+            <w:shd w:val="clear" w:color="auto" w:fill="FFFFFF"/>
           </w:tcPr>
           <w:p>
             <w:pPr>
-              <w:spacing w:before="20" w:after="20"/>
+              <w:spacing w:before="40" w:after="40"/>
             </w:pPr>
             <w:r/>
             <w:r>
               <w:rPr>
                 <w:rFonts w:ascii="Microsoft YaHei" w:hAnsi="Microsoft YaHei" w:eastAsia="Microsoft YaHei"/>
-                <w:b w:val="0"/>
-                <w:color w:val="0F172A"/>
+                <w:b/>
+                <w:color w:val="B91C1C"/>
                 <w:sz w:val="18"/>
               </w:rPr>
               <w:t>ERG EGPP-100</w:t>
@@ -1070,11 +1682,12 @@
       <w:tr>
         <w:tc>
           <w:tcPr>
-            <w:tcW w:type="dxa" w:w="2736"/>
+            <w:tcW w:type="dxa" w:w="2664"/>
+            <w:shd w:val="clear" w:color="auto" w:fill="FFFFFF"/>
           </w:tcPr>
           <w:p>
             <w:pPr>
-              <w:spacing w:before="20" w:after="20"/>
+              <w:spacing w:before="40" w:after="40"/>
             </w:pPr>
             <w:r/>
             <w:r>
@@ -1090,11 +1703,33 @@
         </w:tc>
         <w:tc>
           <w:tcPr>
-            <w:tcW w:type="dxa" w:w="1872"/>
+            <w:tcW w:type="dxa" w:w="1440"/>
+            <w:shd w:val="clear" w:color="auto" w:fill="FFFFFF"/>
           </w:tcPr>
           <w:p>
             <w:pPr>
-              <w:spacing w:before="20" w:after="20"/>
+              <w:spacing w:before="40" w:after="40"/>
+            </w:pPr>
+            <w:r/>
+            <w:r>
+              <w:rPr>
+                <w:rFonts w:ascii="Microsoft YaHei" w:hAnsi="Microsoft YaHei" w:eastAsia="Microsoft YaHei"/>
+                <w:b w:val="0"/>
+                <w:color w:val="0F172A"/>
+                <w:sz w:val="18"/>
+              </w:rPr>
+              <w:t>FR3J</w:t>
+            </w:r>
+          </w:p>
+        </w:tc>
+        <w:tc>
+          <w:tcPr>
+            <w:tcW w:type="dxa" w:w="1512"/>
+            <w:shd w:val="clear" w:color="auto" w:fill="FFFFFF"/>
+          </w:tcPr>
+          <w:p>
+            <w:pPr>
+              <w:spacing w:before="40" w:after="40"/>
             </w:pPr>
             <w:r/>
             <w:r>
@@ -1110,11 +1745,12 @@
         </w:tc>
         <w:tc>
           <w:tcPr>
-            <w:tcW w:type="dxa" w:w="1440"/>
+            <w:tcW w:type="dxa" w:w="1368"/>
+            <w:shd w:val="clear" w:color="auto" w:fill="FFFFFF"/>
           </w:tcPr>
           <w:p>
             <w:pPr>
-              <w:spacing w:before="20" w:after="20"/>
+              <w:spacing w:before="40" w:after="40"/>
             </w:pPr>
             <w:r/>
             <w:r>
@@ -1130,11 +1766,12 @@
         </w:tc>
         <w:tc>
           <w:tcPr>
-            <w:tcW w:type="dxa" w:w="1728"/>
+            <w:tcW w:type="dxa" w:w="864"/>
+            <w:shd w:val="clear" w:color="auto" w:fill="FFFFFF"/>
           </w:tcPr>
           <w:p>
             <w:pPr>
-              <w:spacing w:before="20" w:after="20"/>
+              <w:spacing w:before="40" w:after="40"/>
             </w:pPr>
             <w:r/>
             <w:r>
@@ -1144,24 +1781,25 @@
                 <w:color w:val="0F172A"/>
                 <w:sz w:val="18"/>
               </w:rPr>
-              <w:t>ACP_100</w:t>
+              <w:t>100</w:t>
             </w:r>
           </w:p>
         </w:tc>
         <w:tc>
           <w:tcPr>
-            <w:tcW w:type="dxa" w:w="2736"/>
+            <w:tcW w:type="dxa" w:w="2520"/>
+            <w:shd w:val="clear" w:color="auto" w:fill="FFFFFF"/>
           </w:tcPr>
           <w:p>
             <w:pPr>
-              <w:spacing w:before="20" w:after="20"/>
+              <w:spacing w:before="40" w:after="40"/>
             </w:pPr>
             <w:r/>
             <w:r>
               <w:rPr>
                 <w:rFonts w:ascii="Microsoft YaHei" w:hAnsi="Microsoft YaHei" w:eastAsia="Microsoft YaHei"/>
-                <w:b w:val="0"/>
-                <w:color w:val="0F172A"/>
+                <w:b/>
+                <w:color w:val="B91C1C"/>
                 <w:sz w:val="18"/>
               </w:rPr>
               <w:t>ERG EGPP-100</w:t>
@@ -1172,11 +1810,12 @@
       <w:tr>
         <w:tc>
           <w:tcPr>
-            <w:tcW w:type="dxa" w:w="2736"/>
+            <w:tcW w:type="dxa" w:w="2664"/>
+            <w:shd w:val="clear" w:color="auto" w:fill="FFFFFF"/>
           </w:tcPr>
           <w:p>
             <w:pPr>
-              <w:spacing w:before="20" w:after="20"/>
+              <w:spacing w:before="40" w:after="40"/>
             </w:pPr>
             <w:r/>
             <w:r>
@@ -1192,11 +1831,33 @@
         </w:tc>
         <w:tc>
           <w:tcPr>
-            <w:tcW w:type="dxa" w:w="1872"/>
+            <w:tcW w:type="dxa" w:w="1440"/>
+            <w:shd w:val="clear" w:color="auto" w:fill="FFFFFF"/>
           </w:tcPr>
           <w:p>
             <w:pPr>
-              <w:spacing w:before="20" w:after="20"/>
+              <w:spacing w:before="40" w:after="40"/>
+            </w:pPr>
+            <w:r/>
+            <w:r>
+              <w:rPr>
+                <w:rFonts w:ascii="Microsoft YaHei" w:hAnsi="Microsoft YaHei" w:eastAsia="Microsoft YaHei"/>
+                <w:b w:val="0"/>
+                <w:color w:val="0F172A"/>
+                <w:sz w:val="18"/>
+              </w:rPr>
+              <w:t>FR3J</w:t>
+            </w:r>
+          </w:p>
+        </w:tc>
+        <w:tc>
+          <w:tcPr>
+            <w:tcW w:type="dxa" w:w="1512"/>
+            <w:shd w:val="clear" w:color="auto" w:fill="FFFFFF"/>
+          </w:tcPr>
+          <w:p>
+            <w:pPr>
+              <w:spacing w:before="40" w:after="40"/>
             </w:pPr>
             <w:r/>
             <w:r>
@@ -1212,11 +1873,12 @@
         </w:tc>
         <w:tc>
           <w:tcPr>
-            <w:tcW w:type="dxa" w:w="1440"/>
+            <w:tcW w:type="dxa" w:w="1368"/>
+            <w:shd w:val="clear" w:color="auto" w:fill="FFFFFF"/>
           </w:tcPr>
           <w:p>
             <w:pPr>
-              <w:spacing w:before="20" w:after="20"/>
+              <w:spacing w:before="40" w:after="40"/>
             </w:pPr>
             <w:r/>
             <w:r>
@@ -1232,11 +1894,12 @@
         </w:tc>
         <w:tc>
           <w:tcPr>
-            <w:tcW w:type="dxa" w:w="1728"/>
+            <w:tcW w:type="dxa" w:w="864"/>
+            <w:shd w:val="clear" w:color="auto" w:fill="FFFFFF"/>
           </w:tcPr>
           <w:p>
             <w:pPr>
-              <w:spacing w:before="20" w:after="20"/>
+              <w:spacing w:before="40" w:after="40"/>
             </w:pPr>
             <w:r/>
             <w:r>
@@ -1246,24 +1909,25 @@
                 <w:color w:val="0F172A"/>
                 <w:sz w:val="18"/>
               </w:rPr>
-              <w:t>ACP_100</w:t>
+              <w:t>100</w:t>
             </w:r>
           </w:p>
         </w:tc>
         <w:tc>
           <w:tcPr>
-            <w:tcW w:type="dxa" w:w="2736"/>
+            <w:tcW w:type="dxa" w:w="2520"/>
+            <w:shd w:val="clear" w:color="auto" w:fill="FFFFFF"/>
           </w:tcPr>
           <w:p>
             <w:pPr>
-              <w:spacing w:before="20" w:after="20"/>
+              <w:spacing w:before="40" w:after="40"/>
             </w:pPr>
             <w:r/>
             <w:r>
               <w:rPr>
                 <w:rFonts w:ascii="Microsoft YaHei" w:hAnsi="Microsoft YaHei" w:eastAsia="Microsoft YaHei"/>
-                <w:b w:val="0"/>
-                <w:color w:val="0F172A"/>
+                <w:b/>
+                <w:color w:val="B91C1C"/>
                 <w:sz w:val="18"/>
               </w:rPr>
               <w:t>ERG EGPP-100</w:t>
@@ -1274,11 +1938,12 @@
       <w:tr>
         <w:tc>
           <w:tcPr>
-            <w:tcW w:type="dxa" w:w="2736"/>
+            <w:tcW w:type="dxa" w:w="2664"/>
+            <w:shd w:val="clear" w:color="auto" w:fill="FFFFFF"/>
           </w:tcPr>
           <w:p>
             <w:pPr>
-              <w:spacing w:before="20" w:after="20"/>
+              <w:spacing w:before="40" w:after="40"/>
             </w:pPr>
             <w:r/>
             <w:r>
@@ -1294,11 +1959,33 @@
         </w:tc>
         <w:tc>
           <w:tcPr>
-            <w:tcW w:type="dxa" w:w="1872"/>
+            <w:tcW w:type="dxa" w:w="1440"/>
+            <w:shd w:val="clear" w:color="auto" w:fill="FFFFFF"/>
           </w:tcPr>
           <w:p>
             <w:pPr>
-              <w:spacing w:before="20" w:after="20"/>
+              <w:spacing w:before="40" w:after="40"/>
+            </w:pPr>
+            <w:r/>
+            <w:r>
+              <w:rPr>
+                <w:rFonts w:ascii="Microsoft YaHei" w:hAnsi="Microsoft YaHei" w:eastAsia="Microsoft YaHei"/>
+                <w:b w:val="0"/>
+                <w:color w:val="0F172A"/>
+                <w:sz w:val="18"/>
+              </w:rPr>
+              <w:t>FR3K</w:t>
+            </w:r>
+          </w:p>
+        </w:tc>
+        <w:tc>
+          <w:tcPr>
+            <w:tcW w:type="dxa" w:w="1512"/>
+            <w:shd w:val="clear" w:color="auto" w:fill="FFFFFF"/>
+          </w:tcPr>
+          <w:p>
+            <w:pPr>
+              <w:spacing w:before="40" w:after="40"/>
             </w:pPr>
             <w:r/>
             <w:r>
@@ -1314,11 +2001,12 @@
         </w:tc>
         <w:tc>
           <w:tcPr>
-            <w:tcW w:type="dxa" w:w="1440"/>
+            <w:tcW w:type="dxa" w:w="1368"/>
+            <w:shd w:val="clear" w:color="auto" w:fill="FFFFFF"/>
           </w:tcPr>
           <w:p>
             <w:pPr>
-              <w:spacing w:before="20" w:after="20"/>
+              <w:spacing w:before="40" w:after="40"/>
             </w:pPr>
             <w:r/>
             <w:r>
@@ -1334,11 +2022,12 @@
         </w:tc>
         <w:tc>
           <w:tcPr>
-            <w:tcW w:type="dxa" w:w="1728"/>
+            <w:tcW w:type="dxa" w:w="864"/>
+            <w:shd w:val="clear" w:color="auto" w:fill="FFFFFF"/>
           </w:tcPr>
           <w:p>
             <w:pPr>
-              <w:spacing w:before="20" w:after="20"/>
+              <w:spacing w:before="40" w:after="40"/>
             </w:pPr>
             <w:r/>
             <w:r>
@@ -1348,24 +2037,25 @@
                 <w:color w:val="0F172A"/>
                 <w:sz w:val="18"/>
               </w:rPr>
-              <w:t>ACP_100</w:t>
+              <w:t>100</w:t>
             </w:r>
           </w:p>
         </w:tc>
         <w:tc>
           <w:tcPr>
-            <w:tcW w:type="dxa" w:w="2736"/>
+            <w:tcW w:type="dxa" w:w="2520"/>
+            <w:shd w:val="clear" w:color="auto" w:fill="FFFFFF"/>
           </w:tcPr>
           <w:p>
             <w:pPr>
-              <w:spacing w:before="20" w:after="20"/>
+              <w:spacing w:before="40" w:after="40"/>
             </w:pPr>
             <w:r/>
             <w:r>
               <w:rPr>
                 <w:rFonts w:ascii="Microsoft YaHei" w:hAnsi="Microsoft YaHei" w:eastAsia="Microsoft YaHei"/>
-                <w:b w:val="0"/>
-                <w:color w:val="0F172A"/>
+                <w:b/>
+                <w:color w:val="B91C1C"/>
                 <w:sz w:val="18"/>
               </w:rPr>
               <w:t>ERG EGPP-100</w:t>
@@ -1376,11 +2066,12 @@
       <w:tr>
         <w:tc>
           <w:tcPr>
-            <w:tcW w:type="dxa" w:w="2736"/>
+            <w:tcW w:type="dxa" w:w="2664"/>
+            <w:shd w:val="clear" w:color="auto" w:fill="FFFFFF"/>
           </w:tcPr>
           <w:p>
             <w:pPr>
-              <w:spacing w:before="20" w:after="20"/>
+              <w:spacing w:before="40" w:after="40"/>
             </w:pPr>
             <w:r/>
             <w:r>
@@ -1396,11 +2087,33 @@
         </w:tc>
         <w:tc>
           <w:tcPr>
-            <w:tcW w:type="dxa" w:w="1872"/>
+            <w:tcW w:type="dxa" w:w="1440"/>
+            <w:shd w:val="clear" w:color="auto" w:fill="FFFFFF"/>
           </w:tcPr>
           <w:p>
             <w:pPr>
-              <w:spacing w:before="20" w:after="20"/>
+              <w:spacing w:before="40" w:after="40"/>
+            </w:pPr>
+            <w:r/>
+            <w:r>
+              <w:rPr>
+                <w:rFonts w:ascii="Microsoft YaHei" w:hAnsi="Microsoft YaHei" w:eastAsia="Microsoft YaHei"/>
+                <w:b w:val="0"/>
+                <w:color w:val="0F172A"/>
+                <w:sz w:val="18"/>
+              </w:rPr>
+              <w:t>FR3K</w:t>
+            </w:r>
+          </w:p>
+        </w:tc>
+        <w:tc>
+          <w:tcPr>
+            <w:tcW w:type="dxa" w:w="1512"/>
+            <w:shd w:val="clear" w:color="auto" w:fill="FFFFFF"/>
+          </w:tcPr>
+          <w:p>
+            <w:pPr>
+              <w:spacing w:before="40" w:after="40"/>
             </w:pPr>
             <w:r/>
             <w:r>
@@ -1416,11 +2129,12 @@
         </w:tc>
         <w:tc>
           <w:tcPr>
-            <w:tcW w:type="dxa" w:w="1440"/>
+            <w:tcW w:type="dxa" w:w="1368"/>
+            <w:shd w:val="clear" w:color="auto" w:fill="FFFFFF"/>
           </w:tcPr>
           <w:p>
             <w:pPr>
-              <w:spacing w:before="20" w:after="20"/>
+              <w:spacing w:before="40" w:after="40"/>
             </w:pPr>
             <w:r/>
             <w:r>
@@ -1436,11 +2150,12 @@
         </w:tc>
         <w:tc>
           <w:tcPr>
-            <w:tcW w:type="dxa" w:w="1728"/>
+            <w:tcW w:type="dxa" w:w="864"/>
+            <w:shd w:val="clear" w:color="auto" w:fill="FFFFFF"/>
           </w:tcPr>
           <w:p>
             <w:pPr>
-              <w:spacing w:before="20" w:after="20"/>
+              <w:spacing w:before="40" w:after="40"/>
             </w:pPr>
             <w:r/>
             <w:r>
@@ -1450,24 +2165,25 @@
                 <w:color w:val="0F172A"/>
                 <w:sz w:val="18"/>
               </w:rPr>
-              <w:t>ACP_100</w:t>
+              <w:t>100</w:t>
             </w:r>
           </w:p>
         </w:tc>
         <w:tc>
           <w:tcPr>
-            <w:tcW w:type="dxa" w:w="2736"/>
+            <w:tcW w:type="dxa" w:w="2520"/>
+            <w:shd w:val="clear" w:color="auto" w:fill="FFFFFF"/>
           </w:tcPr>
           <w:p>
             <w:pPr>
-              <w:spacing w:before="20" w:after="20"/>
+              <w:spacing w:before="40" w:after="40"/>
             </w:pPr>
             <w:r/>
             <w:r>
               <w:rPr>
                 <w:rFonts w:ascii="Microsoft YaHei" w:hAnsi="Microsoft YaHei" w:eastAsia="Microsoft YaHei"/>
-                <w:b w:val="0"/>
-                <w:color w:val="0F172A"/>
+                <w:b/>
+                <w:color w:val="B91C1C"/>
                 <w:sz w:val="18"/>
               </w:rPr>
               <w:t>ERG EGPP-100</w:t>
@@ -1478,11 +2194,12 @@
       <w:tr>
         <w:tc>
           <w:tcPr>
-            <w:tcW w:type="dxa" w:w="2736"/>
+            <w:tcW w:type="dxa" w:w="2664"/>
+            <w:shd w:val="clear" w:color="auto" w:fill="FFFFFF"/>
           </w:tcPr>
           <w:p>
             <w:pPr>
-              <w:spacing w:before="20" w:after="20"/>
+              <w:spacing w:before="40" w:after="40"/>
             </w:pPr>
             <w:r/>
             <w:r>
@@ -1498,11 +2215,33 @@
         </w:tc>
         <w:tc>
           <w:tcPr>
-            <w:tcW w:type="dxa" w:w="1872"/>
+            <w:tcW w:type="dxa" w:w="1440"/>
+            <w:shd w:val="clear" w:color="auto" w:fill="FFFFFF"/>
           </w:tcPr>
           <w:p>
             <w:pPr>
-              <w:spacing w:before="20" w:after="20"/>
+              <w:spacing w:before="40" w:after="40"/>
+            </w:pPr>
+            <w:r/>
+            <w:r>
+              <w:rPr>
+                <w:rFonts w:ascii="Microsoft YaHei" w:hAnsi="Microsoft YaHei" w:eastAsia="Microsoft YaHei"/>
+                <w:b w:val="0"/>
+                <w:color w:val="0F172A"/>
+                <w:sz w:val="18"/>
+              </w:rPr>
+              <w:t>FR3M</w:t>
+            </w:r>
+          </w:p>
+        </w:tc>
+        <w:tc>
+          <w:tcPr>
+            <w:tcW w:type="dxa" w:w="1512"/>
+            <w:shd w:val="clear" w:color="auto" w:fill="FFFFFF"/>
+          </w:tcPr>
+          <w:p>
+            <w:pPr>
+              <w:spacing w:before="40" w:after="40"/>
             </w:pPr>
             <w:r/>
             <w:r>
@@ -1518,11 +2257,12 @@
         </w:tc>
         <w:tc>
           <w:tcPr>
-            <w:tcW w:type="dxa" w:w="1440"/>
+            <w:tcW w:type="dxa" w:w="1368"/>
+            <w:shd w:val="clear" w:color="auto" w:fill="FFFFFF"/>
           </w:tcPr>
           <w:p>
             <w:pPr>
-              <w:spacing w:before="20" w:after="20"/>
+              <w:spacing w:before="40" w:after="40"/>
             </w:pPr>
             <w:r/>
             <w:r>
@@ -1538,11 +2278,12 @@
         </w:tc>
         <w:tc>
           <w:tcPr>
-            <w:tcW w:type="dxa" w:w="1728"/>
+            <w:tcW w:type="dxa" w:w="864"/>
+            <w:shd w:val="clear" w:color="auto" w:fill="FFFFFF"/>
           </w:tcPr>
           <w:p>
             <w:pPr>
-              <w:spacing w:before="20" w:after="20"/>
+              <w:spacing w:before="40" w:after="40"/>
             </w:pPr>
             <w:r/>
             <w:r>
@@ -1552,24 +2293,25 @@
                 <w:color w:val="0F172A"/>
                 <w:sz w:val="18"/>
               </w:rPr>
-              <w:t>ACP_100</w:t>
+              <w:t>100</w:t>
             </w:r>
           </w:p>
         </w:tc>
         <w:tc>
           <w:tcPr>
-            <w:tcW w:type="dxa" w:w="2736"/>
+            <w:tcW w:type="dxa" w:w="2520"/>
+            <w:shd w:val="clear" w:color="auto" w:fill="FFFFFF"/>
           </w:tcPr>
           <w:p>
             <w:pPr>
-              <w:spacing w:before="20" w:after="20"/>
+              <w:spacing w:before="40" w:after="40"/>
             </w:pPr>
             <w:r/>
             <w:r>
               <w:rPr>
                 <w:rFonts w:ascii="Microsoft YaHei" w:hAnsi="Microsoft YaHei" w:eastAsia="Microsoft YaHei"/>
-                <w:b w:val="0"/>
-                <w:color w:val="0F172A"/>
+                <w:b/>
+                <w:color w:val="B91C1C"/>
                 <w:sz w:val="18"/>
               </w:rPr>
               <w:t>ERG EGPP-100</w:t>
@@ -1580,11 +2322,12 @@
       <w:tr>
         <w:tc>
           <w:tcPr>
-            <w:tcW w:type="dxa" w:w="2736"/>
+            <w:tcW w:type="dxa" w:w="2664"/>
+            <w:shd w:val="clear" w:color="auto" w:fill="FFFFFF"/>
           </w:tcPr>
           <w:p>
             <w:pPr>
-              <w:spacing w:before="20" w:after="20"/>
+              <w:spacing w:before="40" w:after="40"/>
             </w:pPr>
             <w:r/>
             <w:r>
@@ -1600,11 +2343,33 @@
         </w:tc>
         <w:tc>
           <w:tcPr>
-            <w:tcW w:type="dxa" w:w="1872"/>
+            <w:tcW w:type="dxa" w:w="1440"/>
+            <w:shd w:val="clear" w:color="auto" w:fill="FFFFFF"/>
           </w:tcPr>
           <w:p>
             <w:pPr>
-              <w:spacing w:before="20" w:after="20"/>
+              <w:spacing w:before="40" w:after="40"/>
+            </w:pPr>
+            <w:r/>
+            <w:r>
+              <w:rPr>
+                <w:rFonts w:ascii="Microsoft YaHei" w:hAnsi="Microsoft YaHei" w:eastAsia="Microsoft YaHei"/>
+                <w:b w:val="0"/>
+                <w:color w:val="0F172A"/>
+                <w:sz w:val="18"/>
+              </w:rPr>
+              <w:t>FR3M</w:t>
+            </w:r>
+          </w:p>
+        </w:tc>
+        <w:tc>
+          <w:tcPr>
+            <w:tcW w:type="dxa" w:w="1512"/>
+            <w:shd w:val="clear" w:color="auto" w:fill="FFFFFF"/>
+          </w:tcPr>
+          <w:p>
+            <w:pPr>
+              <w:spacing w:before="40" w:after="40"/>
             </w:pPr>
             <w:r/>
             <w:r>
@@ -1620,11 +2385,12 @@
         </w:tc>
         <w:tc>
           <w:tcPr>
-            <w:tcW w:type="dxa" w:w="1440"/>
+            <w:tcW w:type="dxa" w:w="1368"/>
+            <w:shd w:val="clear" w:color="auto" w:fill="FFFFFF"/>
           </w:tcPr>
           <w:p>
             <w:pPr>
-              <w:spacing w:before="20" w:after="20"/>
+              <w:spacing w:before="40" w:after="40"/>
             </w:pPr>
             <w:r/>
             <w:r>
@@ -1640,11 +2406,12 @@
         </w:tc>
         <w:tc>
           <w:tcPr>
-            <w:tcW w:type="dxa" w:w="1728"/>
+            <w:tcW w:type="dxa" w:w="864"/>
+            <w:shd w:val="clear" w:color="auto" w:fill="FFFFFF"/>
           </w:tcPr>
           <w:p>
             <w:pPr>
-              <w:spacing w:before="20" w:after="20"/>
+              <w:spacing w:before="40" w:after="40"/>
             </w:pPr>
             <w:r/>
             <w:r>
@@ -1654,24 +2421,25 @@
                 <w:color w:val="0F172A"/>
                 <w:sz w:val="18"/>
               </w:rPr>
-              <w:t>ACP_100</w:t>
+              <w:t>100</w:t>
             </w:r>
           </w:p>
         </w:tc>
         <w:tc>
           <w:tcPr>
-            <w:tcW w:type="dxa" w:w="2736"/>
+            <w:tcW w:type="dxa" w:w="2520"/>
+            <w:shd w:val="clear" w:color="auto" w:fill="FFFFFF"/>
           </w:tcPr>
           <w:p>
             <w:pPr>
-              <w:spacing w:before="20" w:after="20"/>
+              <w:spacing w:before="40" w:after="40"/>
             </w:pPr>
             <w:r/>
             <w:r>
               <w:rPr>
                 <w:rFonts w:ascii="Microsoft YaHei" w:hAnsi="Microsoft YaHei" w:eastAsia="Microsoft YaHei"/>
-                <w:b w:val="0"/>
-                <w:color w:val="0F172A"/>
+                <w:b/>
+                <w:color w:val="B91C1C"/>
                 <w:sz w:val="18"/>
               </w:rPr>
               <w:t>ERG EGPP-100</w:t>
@@ -1682,11 +2450,12 @@
       <w:tr>
         <w:tc>
           <w:tcPr>
-            <w:tcW w:type="dxa" w:w="2736"/>
+            <w:tcW w:type="dxa" w:w="2664"/>
+            <w:shd w:val="clear" w:color="auto" w:fill="F1F5F9"/>
           </w:tcPr>
           <w:p>
             <w:pPr>
-              <w:spacing w:before="20" w:after="20"/>
+              <w:spacing w:before="40" w:after="40"/>
             </w:pPr>
             <w:r/>
             <w:r>
@@ -1702,11 +2471,33 @@
         </w:tc>
         <w:tc>
           <w:tcPr>
-            <w:tcW w:type="dxa" w:w="1872"/>
+            <w:tcW w:type="dxa" w:w="1440"/>
+            <w:shd w:val="clear" w:color="auto" w:fill="F1F5F9"/>
           </w:tcPr>
           <w:p>
             <w:pPr>
-              <w:spacing w:before="20" w:after="20"/>
+              <w:spacing w:before="40" w:after="40"/>
+            </w:pPr>
+            <w:r/>
+            <w:r>
+              <w:rPr>
+                <w:rFonts w:ascii="Microsoft YaHei" w:hAnsi="Microsoft YaHei" w:eastAsia="Microsoft YaHei"/>
+                <w:b w:val="0"/>
+                <w:color w:val="0F172A"/>
+                <w:sz w:val="18"/>
+              </w:rPr>
+              <w:t>UF3A</w:t>
+            </w:r>
+          </w:p>
+        </w:tc>
+        <w:tc>
+          <w:tcPr>
+            <w:tcW w:type="dxa" w:w="1512"/>
+            <w:shd w:val="clear" w:color="auto" w:fill="F1F5F9"/>
+          </w:tcPr>
+          <w:p>
+            <w:pPr>
+              <w:spacing w:before="40" w:after="40"/>
             </w:pPr>
             <w:r/>
             <w:r>
@@ -1722,11 +2513,12 @@
         </w:tc>
         <w:tc>
           <w:tcPr>
-            <w:tcW w:type="dxa" w:w="1440"/>
+            <w:tcW w:type="dxa" w:w="1368"/>
+            <w:shd w:val="clear" w:color="auto" w:fill="F1F5F9"/>
           </w:tcPr>
           <w:p>
             <w:pPr>
-              <w:spacing w:before="20" w:after="20"/>
+              <w:spacing w:before="40" w:after="40"/>
             </w:pPr>
             <w:r/>
             <w:r>
@@ -1742,11 +2534,12 @@
         </w:tc>
         <w:tc>
           <w:tcPr>
-            <w:tcW w:type="dxa" w:w="1728"/>
+            <w:tcW w:type="dxa" w:w="864"/>
+            <w:shd w:val="clear" w:color="auto" w:fill="F1F5F9"/>
           </w:tcPr>
           <w:p>
             <w:pPr>
-              <w:spacing w:before="20" w:after="20"/>
+              <w:spacing w:before="40" w:after="40"/>
             </w:pPr>
             <w:r/>
             <w:r>
@@ -1756,24 +2549,25 @@
                 <w:color w:val="0F172A"/>
                 <w:sz w:val="18"/>
               </w:rPr>
-              <w:t>ACP_70</w:t>
+              <w:t>70</w:t>
             </w:r>
           </w:p>
         </w:tc>
         <w:tc>
           <w:tcPr>
-            <w:tcW w:type="dxa" w:w="2736"/>
+            <w:tcW w:type="dxa" w:w="2520"/>
+            <w:shd w:val="clear" w:color="auto" w:fill="F1F5F9"/>
           </w:tcPr>
           <w:p>
             <w:pPr>
-              <w:spacing w:before="20" w:after="20"/>
+              <w:spacing w:before="40" w:after="40"/>
             </w:pPr>
             <w:r/>
             <w:r>
               <w:rPr>
                 <w:rFonts w:ascii="Microsoft YaHei" w:hAnsi="Microsoft YaHei" w:eastAsia="Microsoft YaHei"/>
-                <w:b w:val="0"/>
-                <w:color w:val="0F172A"/>
+                <w:b/>
+                <w:color w:val="B91C1C"/>
                 <w:sz w:val="18"/>
               </w:rPr>
               <w:t>ERG EGPP-70</w:t>
@@ -1784,11 +2578,12 @@
       <w:tr>
         <w:tc>
           <w:tcPr>
-            <w:tcW w:type="dxa" w:w="2736"/>
+            <w:tcW w:type="dxa" w:w="2664"/>
+            <w:shd w:val="clear" w:color="auto" w:fill="F1F5F9"/>
           </w:tcPr>
           <w:p>
             <w:pPr>
-              <w:spacing w:before="20" w:after="20"/>
+              <w:spacing w:before="40" w:after="40"/>
             </w:pPr>
             <w:r/>
             <w:r>
@@ -1804,11 +2599,33 @@
         </w:tc>
         <w:tc>
           <w:tcPr>
-            <w:tcW w:type="dxa" w:w="1872"/>
+            <w:tcW w:type="dxa" w:w="1440"/>
+            <w:shd w:val="clear" w:color="auto" w:fill="F1F5F9"/>
           </w:tcPr>
           <w:p>
             <w:pPr>
-              <w:spacing w:before="20" w:after="20"/>
+              <w:spacing w:before="40" w:after="40"/>
+            </w:pPr>
+            <w:r/>
+            <w:r>
+              <w:rPr>
+                <w:rFonts w:ascii="Microsoft YaHei" w:hAnsi="Microsoft YaHei" w:eastAsia="Microsoft YaHei"/>
+                <w:b w:val="0"/>
+                <w:color w:val="0F172A"/>
+                <w:sz w:val="18"/>
+              </w:rPr>
+              <w:t>UF3B</w:t>
+            </w:r>
+          </w:p>
+        </w:tc>
+        <w:tc>
+          <w:tcPr>
+            <w:tcW w:type="dxa" w:w="1512"/>
+            <w:shd w:val="clear" w:color="auto" w:fill="F1F5F9"/>
+          </w:tcPr>
+          <w:p>
+            <w:pPr>
+              <w:spacing w:before="40" w:after="40"/>
             </w:pPr>
             <w:r/>
             <w:r>
@@ -1824,11 +2641,12 @@
         </w:tc>
         <w:tc>
           <w:tcPr>
-            <w:tcW w:type="dxa" w:w="1440"/>
+            <w:tcW w:type="dxa" w:w="1368"/>
+            <w:shd w:val="clear" w:color="auto" w:fill="F1F5F9"/>
           </w:tcPr>
           <w:p>
             <w:pPr>
-              <w:spacing w:before="20" w:after="20"/>
+              <w:spacing w:before="40" w:after="40"/>
             </w:pPr>
             <w:r/>
             <w:r>
@@ -1844,11 +2662,12 @@
         </w:tc>
         <w:tc>
           <w:tcPr>
-            <w:tcW w:type="dxa" w:w="1728"/>
+            <w:tcW w:type="dxa" w:w="864"/>
+            <w:shd w:val="clear" w:color="auto" w:fill="F1F5F9"/>
           </w:tcPr>
           <w:p>
             <w:pPr>
-              <w:spacing w:before="20" w:after="20"/>
+              <w:spacing w:before="40" w:after="40"/>
             </w:pPr>
             <w:r/>
             <w:r>
@@ -1858,24 +2677,25 @@
                 <w:color w:val="0F172A"/>
                 <w:sz w:val="18"/>
               </w:rPr>
-              <w:t>ACP_70</w:t>
+              <w:t>70</w:t>
             </w:r>
           </w:p>
         </w:tc>
         <w:tc>
           <w:tcPr>
-            <w:tcW w:type="dxa" w:w="2736"/>
+            <w:tcW w:type="dxa" w:w="2520"/>
+            <w:shd w:val="clear" w:color="auto" w:fill="F1F5F9"/>
           </w:tcPr>
           <w:p>
             <w:pPr>
-              <w:spacing w:before="20" w:after="20"/>
+              <w:spacing w:before="40" w:after="40"/>
             </w:pPr>
             <w:r/>
             <w:r>
               <w:rPr>
                 <w:rFonts w:ascii="Microsoft YaHei" w:hAnsi="Microsoft YaHei" w:eastAsia="Microsoft YaHei"/>
-                <w:b w:val="0"/>
-                <w:color w:val="0F172A"/>
+                <w:b/>
+                <w:color w:val="B91C1C"/>
                 <w:sz w:val="18"/>
               </w:rPr>
               <w:t>ERG EGPP-70</w:t>
@@ -1886,11 +2706,12 @@
       <w:tr>
         <w:tc>
           <w:tcPr>
-            <w:tcW w:type="dxa" w:w="2736"/>
+            <w:tcW w:type="dxa" w:w="2664"/>
+            <w:shd w:val="clear" w:color="auto" w:fill="F1F5F9"/>
           </w:tcPr>
           <w:p>
             <w:pPr>
-              <w:spacing w:before="20" w:after="20"/>
+              <w:spacing w:before="40" w:after="40"/>
             </w:pPr>
             <w:r/>
             <w:r>
@@ -1906,11 +2727,33 @@
         </w:tc>
         <w:tc>
           <w:tcPr>
-            <w:tcW w:type="dxa" w:w="1872"/>
+            <w:tcW w:type="dxa" w:w="1440"/>
+            <w:shd w:val="clear" w:color="auto" w:fill="F1F5F9"/>
           </w:tcPr>
           <w:p>
             <w:pPr>
-              <w:spacing w:before="20" w:after="20"/>
+              <w:spacing w:before="40" w:after="40"/>
+            </w:pPr>
+            <w:r/>
+            <w:r>
+              <w:rPr>
+                <w:rFonts w:ascii="Microsoft YaHei" w:hAnsi="Microsoft YaHei" w:eastAsia="Microsoft YaHei"/>
+                <w:b w:val="0"/>
+                <w:color w:val="0F172A"/>
+                <w:sz w:val="18"/>
+              </w:rPr>
+              <w:t>UF3B</w:t>
+            </w:r>
+          </w:p>
+        </w:tc>
+        <w:tc>
+          <w:tcPr>
+            <w:tcW w:type="dxa" w:w="1512"/>
+            <w:shd w:val="clear" w:color="auto" w:fill="F1F5F9"/>
+          </w:tcPr>
+          <w:p>
+            <w:pPr>
+              <w:spacing w:before="40" w:after="40"/>
             </w:pPr>
             <w:r/>
             <w:r>
@@ -1926,11 +2769,12 @@
         </w:tc>
         <w:tc>
           <w:tcPr>
-            <w:tcW w:type="dxa" w:w="1440"/>
+            <w:tcW w:type="dxa" w:w="1368"/>
+            <w:shd w:val="clear" w:color="auto" w:fill="F1F5F9"/>
           </w:tcPr>
           <w:p>
             <w:pPr>
-              <w:spacing w:before="20" w:after="20"/>
+              <w:spacing w:before="40" w:after="40"/>
             </w:pPr>
             <w:r/>
             <w:r>
@@ -1946,11 +2790,12 @@
         </w:tc>
         <w:tc>
           <w:tcPr>
-            <w:tcW w:type="dxa" w:w="1728"/>
+            <w:tcW w:type="dxa" w:w="864"/>
+            <w:shd w:val="clear" w:color="auto" w:fill="F1F5F9"/>
           </w:tcPr>
           <w:p>
             <w:pPr>
-              <w:spacing w:before="20" w:after="20"/>
+              <w:spacing w:before="40" w:after="40"/>
             </w:pPr>
             <w:r/>
             <w:r>
@@ -1960,24 +2805,25 @@
                 <w:color w:val="0F172A"/>
                 <w:sz w:val="18"/>
               </w:rPr>
-              <w:t>ACP_70</w:t>
+              <w:t>70</w:t>
             </w:r>
           </w:p>
         </w:tc>
         <w:tc>
           <w:tcPr>
-            <w:tcW w:type="dxa" w:w="2736"/>
+            <w:tcW w:type="dxa" w:w="2520"/>
+            <w:shd w:val="clear" w:color="auto" w:fill="F1F5F9"/>
           </w:tcPr>
           <w:p>
             <w:pPr>
-              <w:spacing w:before="20" w:after="20"/>
+              <w:spacing w:before="40" w:after="40"/>
             </w:pPr>
             <w:r/>
             <w:r>
               <w:rPr>
                 <w:rFonts w:ascii="Microsoft YaHei" w:hAnsi="Microsoft YaHei" w:eastAsia="Microsoft YaHei"/>
-                <w:b w:val="0"/>
-                <w:color w:val="0F172A"/>
+                <w:b/>
+                <w:color w:val="B91C1C"/>
                 <w:sz w:val="18"/>
               </w:rPr>
               <w:t>ERG EGPP-70</w:t>
@@ -1988,11 +2834,12 @@
       <w:tr>
         <w:tc>
           <w:tcPr>
-            <w:tcW w:type="dxa" w:w="2736"/>
+            <w:tcW w:type="dxa" w:w="2664"/>
+            <w:shd w:val="clear" w:color="auto" w:fill="F1F5F9"/>
           </w:tcPr>
           <w:p>
             <w:pPr>
-              <w:spacing w:before="20" w:after="20"/>
+              <w:spacing w:before="40" w:after="40"/>
             </w:pPr>
             <w:r/>
             <w:r>
@@ -2008,11 +2855,33 @@
         </w:tc>
         <w:tc>
           <w:tcPr>
-            <w:tcW w:type="dxa" w:w="1872"/>
+            <w:tcW w:type="dxa" w:w="1440"/>
+            <w:shd w:val="clear" w:color="auto" w:fill="F1F5F9"/>
           </w:tcPr>
           <w:p>
             <w:pPr>
-              <w:spacing w:before="20" w:after="20"/>
+              <w:spacing w:before="40" w:after="40"/>
+            </w:pPr>
+            <w:r/>
+            <w:r>
+              <w:rPr>
+                <w:rFonts w:ascii="Microsoft YaHei" w:hAnsi="Microsoft YaHei" w:eastAsia="Microsoft YaHei"/>
+                <w:b w:val="0"/>
+                <w:color w:val="0F172A"/>
+                <w:sz w:val="18"/>
+              </w:rPr>
+              <w:t>UF3D</w:t>
+            </w:r>
+          </w:p>
+        </w:tc>
+        <w:tc>
+          <w:tcPr>
+            <w:tcW w:type="dxa" w:w="1512"/>
+            <w:shd w:val="clear" w:color="auto" w:fill="F1F5F9"/>
+          </w:tcPr>
+          <w:p>
+            <w:pPr>
+              <w:spacing w:before="40" w:after="40"/>
             </w:pPr>
             <w:r/>
             <w:r>
@@ -2028,11 +2897,12 @@
         </w:tc>
         <w:tc>
           <w:tcPr>
-            <w:tcW w:type="dxa" w:w="1440"/>
+            <w:tcW w:type="dxa" w:w="1368"/>
+            <w:shd w:val="clear" w:color="auto" w:fill="F1F5F9"/>
           </w:tcPr>
           <w:p>
             <w:pPr>
-              <w:spacing w:before="20" w:after="20"/>
+              <w:spacing w:before="40" w:after="40"/>
             </w:pPr>
             <w:r/>
             <w:r>
@@ -2048,11 +2918,12 @@
         </w:tc>
         <w:tc>
           <w:tcPr>
-            <w:tcW w:type="dxa" w:w="1728"/>
+            <w:tcW w:type="dxa" w:w="864"/>
+            <w:shd w:val="clear" w:color="auto" w:fill="F1F5F9"/>
           </w:tcPr>
           <w:p>
             <w:pPr>
-              <w:spacing w:before="20" w:after="20"/>
+              <w:spacing w:before="40" w:after="40"/>
             </w:pPr>
             <w:r/>
             <w:r>
@@ -2062,24 +2933,25 @@
                 <w:color w:val="0F172A"/>
                 <w:sz w:val="18"/>
               </w:rPr>
-              <w:t>ACP_70</w:t>
+              <w:t>70</w:t>
             </w:r>
           </w:p>
         </w:tc>
         <w:tc>
           <w:tcPr>
-            <w:tcW w:type="dxa" w:w="2736"/>
+            <w:tcW w:type="dxa" w:w="2520"/>
+            <w:shd w:val="clear" w:color="auto" w:fill="F1F5F9"/>
           </w:tcPr>
           <w:p>
             <w:pPr>
-              <w:spacing w:before="20" w:after="20"/>
+              <w:spacing w:before="40" w:after="40"/>
             </w:pPr>
             <w:r/>
             <w:r>
               <w:rPr>
                 <w:rFonts w:ascii="Microsoft YaHei" w:hAnsi="Microsoft YaHei" w:eastAsia="Microsoft YaHei"/>
-                <w:b w:val="0"/>
-                <w:color w:val="0F172A"/>
+                <w:b/>
+                <w:color w:val="B91C1C"/>
                 <w:sz w:val="18"/>
               </w:rPr>
               <w:t>ERG EGPP-70</w:t>
@@ -2090,11 +2962,12 @@
       <w:tr>
         <w:tc>
           <w:tcPr>
-            <w:tcW w:type="dxa" w:w="2736"/>
+            <w:tcW w:type="dxa" w:w="2664"/>
+            <w:shd w:val="clear" w:color="auto" w:fill="F1F5F9"/>
           </w:tcPr>
           <w:p>
             <w:pPr>
-              <w:spacing w:before="20" w:after="20"/>
+              <w:spacing w:before="40" w:after="40"/>
             </w:pPr>
             <w:r/>
             <w:r>
@@ -2110,11 +2983,33 @@
         </w:tc>
         <w:tc>
           <w:tcPr>
-            <w:tcW w:type="dxa" w:w="1872"/>
+            <w:tcW w:type="dxa" w:w="1440"/>
+            <w:shd w:val="clear" w:color="auto" w:fill="F1F5F9"/>
           </w:tcPr>
           <w:p>
             <w:pPr>
-              <w:spacing w:before="20" w:after="20"/>
+              <w:spacing w:before="40" w:after="40"/>
+            </w:pPr>
+            <w:r/>
+            <w:r>
+              <w:rPr>
+                <w:rFonts w:ascii="Microsoft YaHei" w:hAnsi="Microsoft YaHei" w:eastAsia="Microsoft YaHei"/>
+                <w:b w:val="0"/>
+                <w:color w:val="0F172A"/>
+                <w:sz w:val="18"/>
+              </w:rPr>
+              <w:t>UF3D</w:t>
+            </w:r>
+          </w:p>
+        </w:tc>
+        <w:tc>
+          <w:tcPr>
+            <w:tcW w:type="dxa" w:w="1512"/>
+            <w:shd w:val="clear" w:color="auto" w:fill="F1F5F9"/>
+          </w:tcPr>
+          <w:p>
+            <w:pPr>
+              <w:spacing w:before="40" w:after="40"/>
             </w:pPr>
             <w:r/>
             <w:r>
@@ -2130,11 +3025,12 @@
         </w:tc>
         <w:tc>
           <w:tcPr>
-            <w:tcW w:type="dxa" w:w="1440"/>
+            <w:tcW w:type="dxa" w:w="1368"/>
+            <w:shd w:val="clear" w:color="auto" w:fill="F1F5F9"/>
           </w:tcPr>
           <w:p>
             <w:pPr>
-              <w:spacing w:before="20" w:after="20"/>
+              <w:spacing w:before="40" w:after="40"/>
             </w:pPr>
             <w:r/>
             <w:r>
@@ -2150,11 +3046,12 @@
         </w:tc>
         <w:tc>
           <w:tcPr>
-            <w:tcW w:type="dxa" w:w="1728"/>
+            <w:tcW w:type="dxa" w:w="864"/>
+            <w:shd w:val="clear" w:color="auto" w:fill="F1F5F9"/>
           </w:tcPr>
           <w:p>
             <w:pPr>
-              <w:spacing w:before="20" w:after="20"/>
+              <w:spacing w:before="40" w:after="40"/>
             </w:pPr>
             <w:r/>
             <w:r>
@@ -2164,24 +3061,25 @@
                 <w:color w:val="0F172A"/>
                 <w:sz w:val="18"/>
               </w:rPr>
-              <w:t>ACP_70</w:t>
+              <w:t>70</w:t>
             </w:r>
           </w:p>
         </w:tc>
         <w:tc>
           <w:tcPr>
-            <w:tcW w:type="dxa" w:w="2736"/>
+            <w:tcW w:type="dxa" w:w="2520"/>
+            <w:shd w:val="clear" w:color="auto" w:fill="F1F5F9"/>
           </w:tcPr>
           <w:p>
             <w:pPr>
-              <w:spacing w:before="20" w:after="20"/>
+              <w:spacing w:before="40" w:after="40"/>
             </w:pPr>
             <w:r/>
             <w:r>
               <w:rPr>
                 <w:rFonts w:ascii="Microsoft YaHei" w:hAnsi="Microsoft YaHei" w:eastAsia="Microsoft YaHei"/>
-                <w:b w:val="0"/>
-                <w:color w:val="0F172A"/>
+                <w:b/>
+                <w:color w:val="B91C1C"/>
                 <w:sz w:val="18"/>
               </w:rPr>
               <w:t>ERG EGPP-70</w:t>
@@ -2192,7 +3090,7 @@
     </w:tbl>
     <w:p>
       <w:pPr>
-        <w:spacing w:before="240" w:after="160" w:line="300" w:lineRule="auto"/>
+        <w:spacing w:before="260" w:after="140" w:line="312" w:lineRule="auto"/>
         <w:pBdr>
           <w:bottom w:val="single" w:sz="8" w:space="4" w:color="2563EB"/>
         </w:pBdr>
@@ -2202,9 +3100,23 @@
           <w:rFonts w:ascii="Microsoft YaHei" w:hAnsi="Microsoft YaHei" w:eastAsia="Microsoft YaHei"/>
           <w:b/>
           <w:color w:val="1E3A8A"/>
-          <w:sz w:val="30"/>
+          <w:sz w:val="29"/>
         </w:rPr>
-        <w:t>四、请客户确认</w:t>
+        <w:t>四、请您提供：TYPE → 切割 对照</w:t>
+      </w:r>
+    </w:p>
+    <w:p>
+      <w:pPr>
+        <w:spacing w:before="0" w:after="120" w:line="312" w:lineRule="auto"/>
+      </w:pPr>
+      <w:r>
+        <w:rPr>
+          <w:rFonts w:ascii="Microsoft YaHei" w:hAnsi="Microsoft YaHei" w:eastAsia="Microsoft YaHei"/>
+          <w:b w:val="0"/>
+          <w:color w:val="0F172A"/>
+          <w:sz w:val="20"/>
+        </w:rPr>
+        <w:t>为了让这些料号（及未来同类料号）都能自动带入，请按 TYPE 填写下表（可对照上面范本值确认或修正）。</w:t>
       </w:r>
     </w:p>
     <w:tbl>
@@ -2213,64 +3125,683 @@
         <w:jc w:val="center"/>
         <w:tblLook w:firstColumn="1" w:firstRow="1" w:lastColumn="0" w:lastRow="0" w:noHBand="0" w:noVBand="1" w:val="04A0"/>
         <w:tblBorders>
-          <w:top w:val="single" w:sz="6" w:space="0" w:color="C7D2FE"/>
-          <w:left w:val="single" w:sz="6" w:space="0" w:color="C7D2FE"/>
-          <w:bottom w:val="single" w:sz="6" w:space="0" w:color="C7D2FE"/>
-          <w:right w:val="single" w:sz="6" w:space="0" w:color="C7D2FE"/>
-          <w:insideH w:val="single" w:sz="6" w:space="0" w:color="C7D2FE"/>
-          <w:insideV w:val="single" w:sz="6" w:space="0" w:color="C7D2FE"/>
+          <w:top w:val="single" w:sz="6" w:space="0" w:color="CBD5E1"/>
+          <w:left w:val="single" w:sz="6" w:space="0" w:color="CBD5E1"/>
+          <w:bottom w:val="single" w:sz="6" w:space="0" w:color="CBD5E1"/>
+          <w:right w:val="single" w:sz="6" w:space="0" w:color="CBD5E1"/>
+          <w:insideH w:val="single" w:sz="6" w:space="0" w:color="CBD5E1"/>
+          <w:insideV w:val="single" w:sz="6" w:space="0" w:color="CBD5E1"/>
         </w:tblBorders>
       </w:tblPr>
       <w:tblGrid>
-        <w:gridCol w:w="9792"/>
+        <w:gridCol w:w="3264"/>
+        <w:gridCol w:w="3264"/>
+        <w:gridCol w:w="3264"/>
       </w:tblGrid>
       <w:tr>
         <w:tc>
           <w:tcPr>
-            <w:tcW w:type="dxa" w:w="9648"/>
-            <w:shd w:val="clear" w:color="auto" w:fill="F8FAFC"/>
+            <w:tcW w:type="dxa" w:w="3264"/>
+            <w:shd w:val="clear" w:color="auto" w:fill="2B3A67"/>
           </w:tcPr>
           <w:p>
             <w:pPr>
-              <w:spacing w:before="40" w:after="60" w:line="288" w:lineRule="auto"/>
+              <w:spacing w:before="40" w:after="40"/>
+              <w:jc w:val="center"/>
             </w:pPr>
             <w:r/>
             <w:r>
               <w:rPr>
                 <w:rFonts w:ascii="Microsoft YaHei" w:hAnsi="Microsoft YaHei" w:eastAsia="Microsoft YaHei"/>
                 <w:b/>
-                <w:color w:val="1E3A8A"/>
-                <w:sz w:val="21"/>
+                <w:color w:val="FFFFFF"/>
+                <w:sz w:val="20"/>
               </w:rPr>
-              <w:t>请提供：这些 TYPE（料号）的「切割晶片」判定依据。</w:t>
+              <w:t>TYPE</w:t>
             </w:r>
           </w:p>
+        </w:tc>
+        <w:tc>
+          <w:tcPr>
+            <w:tcW w:type="dxa" w:w="3264"/>
+            <w:shd w:val="clear" w:color="auto" w:fill="2B3A67"/>
+          </w:tcPr>
           <w:p>
             <w:pPr>
-              <w:spacing w:before="40" w:after="60" w:line="288" w:lineRule="auto"/>
+              <w:spacing w:before="40" w:after="40"/>
+              <w:jc w:val="center"/>
             </w:pPr>
+            <w:r/>
             <w:r>
               <w:rPr>
                 <w:rFonts w:ascii="Microsoft YaHei" w:hAnsi="Microsoft YaHei" w:eastAsia="Microsoft YaHei"/>
-                <w:b w:val="0"/>
-                <w:color w:val="0F172A"/>
+                <w:b/>
+                <w:color w:val="FFFFFF"/>
                 <w:sz w:val="20"/>
               </w:rPr>
-              <w:t>例如：是否有「TYPE → 切割晶片码 / 标准作业 ID」的对照表？或除了 function + mil 外，还需要看哪个字段（TYPE、晶圆尺寸…）？</w:t>
+              <w:t>范本所见的切割（参考）</w:t>
             </w:r>
           </w:p>
+        </w:tc>
+        <w:tc>
+          <w:tcPr>
+            <w:tcW w:type="dxa" w:w="3264"/>
+            <w:shd w:val="clear" w:color="auto" w:fill="2B3A67"/>
+          </w:tcPr>
           <w:p>
             <w:pPr>
-              <w:spacing w:before="40" w:after="60" w:line="288" w:lineRule="auto"/>
+              <w:spacing w:before="40" w:after="40"/>
+              <w:jc w:val="center"/>
             </w:pPr>
+            <w:r/>
+            <w:r>
+              <w:rPr>
+                <w:rFonts w:ascii="Microsoft YaHei" w:hAnsi="Microsoft YaHei" w:eastAsia="Microsoft YaHei"/>
+                <w:b/>
+                <w:color w:val="FFFFFF"/>
+                <w:sz w:val="20"/>
+              </w:rPr>
+              <w:t>请确认 / 填写正确的切割</w:t>
+            </w:r>
+          </w:p>
+        </w:tc>
+      </w:tr>
+      <w:tr>
+        <w:tc>
+          <w:tcPr>
+            <w:tcW w:type="dxa" w:w="2304"/>
+          </w:tcPr>
+          <w:p>
+            <w:pPr>
+              <w:spacing w:before="40" w:after="40"/>
+            </w:pPr>
+            <w:r/>
+            <w:r>
+              <w:rPr>
+                <w:rFonts w:ascii="Microsoft YaHei" w:hAnsi="Microsoft YaHei" w:eastAsia="Microsoft YaHei"/>
+                <w:b/>
+                <w:color w:val="0F172A"/>
+                <w:sz w:val="19"/>
+              </w:rPr>
+              <w:t>FR3A</w:t>
+            </w:r>
+          </w:p>
+        </w:tc>
+        <w:tc>
+          <w:tcPr>
+            <w:tcW w:type="dxa" w:w="3456"/>
+          </w:tcPr>
+          <w:p>
+            <w:pPr>
+              <w:spacing w:before="40" w:after="40"/>
+            </w:pPr>
+            <w:r/>
             <w:r>
               <w:rPr>
                 <w:rFonts w:ascii="Microsoft YaHei" w:hAnsi="Microsoft YaHei" w:eastAsia="Microsoft YaHei"/>
                 <w:b w:val="0"/>
                 <w:color w:val="475569"/>
-                <w:sz w:val="20"/>
+                <w:sz w:val="19"/>
               </w:rPr>
-              <w:t>确认后，我们即可把这 18 笔从「留空」补齐。</w:t>
+              <w:t>ERG EGPP-100</w:t>
+            </w:r>
+          </w:p>
+        </w:tc>
+        <w:tc>
+          <w:tcPr>
+            <w:tcW w:type="dxa" w:w="3888"/>
+          </w:tcPr>
+          <w:p>
+            <w:pPr>
+              <w:spacing w:before="40" w:after="40"/>
+            </w:pPr>
+            <w:r/>
+            <w:r>
+              <w:rPr>
+                <w:rFonts w:ascii="Microsoft YaHei" w:hAnsi="Microsoft YaHei" w:eastAsia="Microsoft YaHei"/>
+                <w:b w:val="0"/>
+                <w:sz w:val="19"/>
+              </w:rPr>
+            </w:r>
+          </w:p>
+        </w:tc>
+      </w:tr>
+      <w:tr>
+        <w:tc>
+          <w:tcPr>
+            <w:tcW w:type="dxa" w:w="2304"/>
+          </w:tcPr>
+          <w:p>
+            <w:pPr>
+              <w:spacing w:before="40" w:after="40"/>
+            </w:pPr>
+            <w:r/>
+            <w:r>
+              <w:rPr>
+                <w:rFonts w:ascii="Microsoft YaHei" w:hAnsi="Microsoft YaHei" w:eastAsia="Microsoft YaHei"/>
+                <w:b/>
+                <w:color w:val="0F172A"/>
+                <w:sz w:val="19"/>
+              </w:rPr>
+              <w:t>FR3B</w:t>
+            </w:r>
+          </w:p>
+        </w:tc>
+        <w:tc>
+          <w:tcPr>
+            <w:tcW w:type="dxa" w:w="3456"/>
+          </w:tcPr>
+          <w:p>
+            <w:pPr>
+              <w:spacing w:before="40" w:after="40"/>
+            </w:pPr>
+            <w:r/>
+            <w:r>
+              <w:rPr>
+                <w:rFonts w:ascii="Microsoft YaHei" w:hAnsi="Microsoft YaHei" w:eastAsia="Microsoft YaHei"/>
+                <w:b w:val="0"/>
+                <w:color w:val="475569"/>
+                <w:sz w:val="19"/>
+              </w:rPr>
+              <w:t>FRG RGPP-100</w:t>
+            </w:r>
+          </w:p>
+        </w:tc>
+        <w:tc>
+          <w:tcPr>
+            <w:tcW w:type="dxa" w:w="3888"/>
+          </w:tcPr>
+          <w:p>
+            <w:pPr>
+              <w:spacing w:before="40" w:after="40"/>
+            </w:pPr>
+            <w:r/>
+            <w:r>
+              <w:rPr>
+                <w:rFonts w:ascii="Microsoft YaHei" w:hAnsi="Microsoft YaHei" w:eastAsia="Microsoft YaHei"/>
+                <w:b w:val="0"/>
+                <w:sz w:val="19"/>
+              </w:rPr>
+            </w:r>
+          </w:p>
+        </w:tc>
+      </w:tr>
+      <w:tr>
+        <w:tc>
+          <w:tcPr>
+            <w:tcW w:type="dxa" w:w="2304"/>
+          </w:tcPr>
+          <w:p>
+            <w:pPr>
+              <w:spacing w:before="40" w:after="40"/>
+            </w:pPr>
+            <w:r/>
+            <w:r>
+              <w:rPr>
+                <w:rFonts w:ascii="Microsoft YaHei" w:hAnsi="Microsoft YaHei" w:eastAsia="Microsoft YaHei"/>
+                <w:b/>
+                <w:color w:val="0F172A"/>
+                <w:sz w:val="19"/>
+              </w:rPr>
+              <w:t>FR3D</w:t>
+            </w:r>
+          </w:p>
+        </w:tc>
+        <w:tc>
+          <w:tcPr>
+            <w:tcW w:type="dxa" w:w="3456"/>
+          </w:tcPr>
+          <w:p>
+            <w:pPr>
+              <w:spacing w:before="40" w:after="40"/>
+            </w:pPr>
+            <w:r/>
+            <w:r>
+              <w:rPr>
+                <w:rFonts w:ascii="Microsoft YaHei" w:hAnsi="Microsoft YaHei" w:eastAsia="Microsoft YaHei"/>
+                <w:b w:val="0"/>
+                <w:color w:val="475569"/>
+                <w:sz w:val="19"/>
+              </w:rPr>
+              <w:t>UFG UGPP-100</w:t>
+            </w:r>
+          </w:p>
+        </w:tc>
+        <w:tc>
+          <w:tcPr>
+            <w:tcW w:type="dxa" w:w="3888"/>
+          </w:tcPr>
+          <w:p>
+            <w:pPr>
+              <w:spacing w:before="40" w:after="40"/>
+            </w:pPr>
+            <w:r/>
+            <w:r>
+              <w:rPr>
+                <w:rFonts w:ascii="Microsoft YaHei" w:hAnsi="Microsoft YaHei" w:eastAsia="Microsoft YaHei"/>
+                <w:b w:val="0"/>
+                <w:sz w:val="19"/>
+              </w:rPr>
+            </w:r>
+          </w:p>
+        </w:tc>
+      </w:tr>
+      <w:tr>
+        <w:tc>
+          <w:tcPr>
+            <w:tcW w:type="dxa" w:w="2304"/>
+          </w:tcPr>
+          <w:p>
+            <w:pPr>
+              <w:spacing w:before="40" w:after="40"/>
+            </w:pPr>
+            <w:r/>
+            <w:r>
+              <w:rPr>
+                <w:rFonts w:ascii="Microsoft YaHei" w:hAnsi="Microsoft YaHei" w:eastAsia="Microsoft YaHei"/>
+                <w:b/>
+                <w:color w:val="0F172A"/>
+                <w:sz w:val="19"/>
+              </w:rPr>
+              <w:t>FR3G</w:t>
+            </w:r>
+          </w:p>
+        </w:tc>
+        <w:tc>
+          <w:tcPr>
+            <w:tcW w:type="dxa" w:w="3456"/>
+          </w:tcPr>
+          <w:p>
+            <w:pPr>
+              <w:spacing w:before="40" w:after="40"/>
+            </w:pPr>
+            <w:r/>
+            <w:r>
+              <w:rPr>
+                <w:rFonts w:ascii="Microsoft YaHei" w:hAnsi="Microsoft YaHei" w:eastAsia="Microsoft YaHei"/>
+                <w:b w:val="0"/>
+                <w:color w:val="475569"/>
+                <w:sz w:val="19"/>
+              </w:rPr>
+              <w:t>ERG EGPP-100</w:t>
+            </w:r>
+          </w:p>
+        </w:tc>
+        <w:tc>
+          <w:tcPr>
+            <w:tcW w:type="dxa" w:w="3888"/>
+          </w:tcPr>
+          <w:p>
+            <w:pPr>
+              <w:spacing w:before="40" w:after="40"/>
+            </w:pPr>
+            <w:r/>
+            <w:r>
+              <w:rPr>
+                <w:rFonts w:ascii="Microsoft YaHei" w:hAnsi="Microsoft YaHei" w:eastAsia="Microsoft YaHei"/>
+                <w:b w:val="0"/>
+                <w:sz w:val="19"/>
+              </w:rPr>
+            </w:r>
+          </w:p>
+        </w:tc>
+      </w:tr>
+      <w:tr>
+        <w:tc>
+          <w:tcPr>
+            <w:tcW w:type="dxa" w:w="2304"/>
+          </w:tcPr>
+          <w:p>
+            <w:pPr>
+              <w:spacing w:before="40" w:after="40"/>
+            </w:pPr>
+            <w:r/>
+            <w:r>
+              <w:rPr>
+                <w:rFonts w:ascii="Microsoft YaHei" w:hAnsi="Microsoft YaHei" w:eastAsia="Microsoft YaHei"/>
+                <w:b/>
+                <w:color w:val="0F172A"/>
+                <w:sz w:val="19"/>
+              </w:rPr>
+              <w:t>FR3J</w:t>
+            </w:r>
+          </w:p>
+        </w:tc>
+        <w:tc>
+          <w:tcPr>
+            <w:tcW w:type="dxa" w:w="3456"/>
+          </w:tcPr>
+          <w:p>
+            <w:pPr>
+              <w:spacing w:before="40" w:after="40"/>
+            </w:pPr>
+            <w:r/>
+            <w:r>
+              <w:rPr>
+                <w:rFonts w:ascii="Microsoft YaHei" w:hAnsi="Microsoft YaHei" w:eastAsia="Microsoft YaHei"/>
+                <w:b w:val="0"/>
+                <w:color w:val="475569"/>
+                <w:sz w:val="19"/>
+              </w:rPr>
+              <w:t>ERG EGPP-100</w:t>
+            </w:r>
+          </w:p>
+        </w:tc>
+        <w:tc>
+          <w:tcPr>
+            <w:tcW w:type="dxa" w:w="3888"/>
+          </w:tcPr>
+          <w:p>
+            <w:pPr>
+              <w:spacing w:before="40" w:after="40"/>
+            </w:pPr>
+            <w:r/>
+            <w:r>
+              <w:rPr>
+                <w:rFonts w:ascii="Microsoft YaHei" w:hAnsi="Microsoft YaHei" w:eastAsia="Microsoft YaHei"/>
+                <w:b w:val="0"/>
+                <w:sz w:val="19"/>
+              </w:rPr>
+            </w:r>
+          </w:p>
+        </w:tc>
+      </w:tr>
+      <w:tr>
+        <w:tc>
+          <w:tcPr>
+            <w:tcW w:type="dxa" w:w="2304"/>
+          </w:tcPr>
+          <w:p>
+            <w:pPr>
+              <w:spacing w:before="40" w:after="40"/>
+            </w:pPr>
+            <w:r/>
+            <w:r>
+              <w:rPr>
+                <w:rFonts w:ascii="Microsoft YaHei" w:hAnsi="Microsoft YaHei" w:eastAsia="Microsoft YaHei"/>
+                <w:b/>
+                <w:color w:val="0F172A"/>
+                <w:sz w:val="19"/>
+              </w:rPr>
+              <w:t>FR3K</w:t>
+            </w:r>
+          </w:p>
+        </w:tc>
+        <w:tc>
+          <w:tcPr>
+            <w:tcW w:type="dxa" w:w="3456"/>
+          </w:tcPr>
+          <w:p>
+            <w:pPr>
+              <w:spacing w:before="40" w:after="40"/>
+            </w:pPr>
+            <w:r/>
+            <w:r>
+              <w:rPr>
+                <w:rFonts w:ascii="Microsoft YaHei" w:hAnsi="Microsoft YaHei" w:eastAsia="Microsoft YaHei"/>
+                <w:b w:val="0"/>
+                <w:color w:val="475569"/>
+                <w:sz w:val="19"/>
+              </w:rPr>
+              <w:t>ERG EGPP-100</w:t>
+            </w:r>
+          </w:p>
+        </w:tc>
+        <w:tc>
+          <w:tcPr>
+            <w:tcW w:type="dxa" w:w="3888"/>
+          </w:tcPr>
+          <w:p>
+            <w:pPr>
+              <w:spacing w:before="40" w:after="40"/>
+            </w:pPr>
+            <w:r/>
+            <w:r>
+              <w:rPr>
+                <w:rFonts w:ascii="Microsoft YaHei" w:hAnsi="Microsoft YaHei" w:eastAsia="Microsoft YaHei"/>
+                <w:b w:val="0"/>
+                <w:sz w:val="19"/>
+              </w:rPr>
+            </w:r>
+          </w:p>
+        </w:tc>
+      </w:tr>
+      <w:tr>
+        <w:tc>
+          <w:tcPr>
+            <w:tcW w:type="dxa" w:w="2304"/>
+          </w:tcPr>
+          <w:p>
+            <w:pPr>
+              <w:spacing w:before="40" w:after="40"/>
+            </w:pPr>
+            <w:r/>
+            <w:r>
+              <w:rPr>
+                <w:rFonts w:ascii="Microsoft YaHei" w:hAnsi="Microsoft YaHei" w:eastAsia="Microsoft YaHei"/>
+                <w:b/>
+                <w:color w:val="0F172A"/>
+                <w:sz w:val="19"/>
+              </w:rPr>
+              <w:t>FR3M</w:t>
+            </w:r>
+          </w:p>
+        </w:tc>
+        <w:tc>
+          <w:tcPr>
+            <w:tcW w:type="dxa" w:w="3456"/>
+          </w:tcPr>
+          <w:p>
+            <w:pPr>
+              <w:spacing w:before="40" w:after="40"/>
+            </w:pPr>
+            <w:r/>
+            <w:r>
+              <w:rPr>
+                <w:rFonts w:ascii="Microsoft YaHei" w:hAnsi="Microsoft YaHei" w:eastAsia="Microsoft YaHei"/>
+                <w:b w:val="0"/>
+                <w:color w:val="475569"/>
+                <w:sz w:val="19"/>
+              </w:rPr>
+              <w:t>ERG EGPP-100</w:t>
+            </w:r>
+          </w:p>
+        </w:tc>
+        <w:tc>
+          <w:tcPr>
+            <w:tcW w:type="dxa" w:w="3888"/>
+          </w:tcPr>
+          <w:p>
+            <w:pPr>
+              <w:spacing w:before="40" w:after="40"/>
+            </w:pPr>
+            <w:r/>
+            <w:r>
+              <w:rPr>
+                <w:rFonts w:ascii="Microsoft YaHei" w:hAnsi="Microsoft YaHei" w:eastAsia="Microsoft YaHei"/>
+                <w:b w:val="0"/>
+                <w:sz w:val="19"/>
+              </w:rPr>
+            </w:r>
+          </w:p>
+        </w:tc>
+      </w:tr>
+      <w:tr>
+        <w:tc>
+          <w:tcPr>
+            <w:tcW w:type="dxa" w:w="2304"/>
+          </w:tcPr>
+          <w:p>
+            <w:pPr>
+              <w:spacing w:before="40" w:after="40"/>
+            </w:pPr>
+            <w:r/>
+            <w:r>
+              <w:rPr>
+                <w:rFonts w:ascii="Microsoft YaHei" w:hAnsi="Microsoft YaHei" w:eastAsia="Microsoft YaHei"/>
+                <w:b/>
+                <w:color w:val="0F172A"/>
+                <w:sz w:val="19"/>
+              </w:rPr>
+              <w:t>UF3A</w:t>
+            </w:r>
+          </w:p>
+        </w:tc>
+        <w:tc>
+          <w:tcPr>
+            <w:tcW w:type="dxa" w:w="3456"/>
+          </w:tcPr>
+          <w:p>
+            <w:pPr>
+              <w:spacing w:before="40" w:after="40"/>
+            </w:pPr>
+            <w:r/>
+            <w:r>
+              <w:rPr>
+                <w:rFonts w:ascii="Microsoft YaHei" w:hAnsi="Microsoft YaHei" w:eastAsia="Microsoft YaHei"/>
+                <w:b w:val="0"/>
+                <w:color w:val="475569"/>
+                <w:sz w:val="19"/>
+              </w:rPr>
+              <w:t>ERG EGPP-70</w:t>
+            </w:r>
+          </w:p>
+        </w:tc>
+        <w:tc>
+          <w:tcPr>
+            <w:tcW w:type="dxa" w:w="3888"/>
+          </w:tcPr>
+          <w:p>
+            <w:pPr>
+              <w:spacing w:before="40" w:after="40"/>
+            </w:pPr>
+            <w:r/>
+            <w:r>
+              <w:rPr>
+                <w:rFonts w:ascii="Microsoft YaHei" w:hAnsi="Microsoft YaHei" w:eastAsia="Microsoft YaHei"/>
+                <w:b w:val="0"/>
+                <w:sz w:val="19"/>
+              </w:rPr>
+            </w:r>
+          </w:p>
+        </w:tc>
+      </w:tr>
+      <w:tr>
+        <w:tc>
+          <w:tcPr>
+            <w:tcW w:type="dxa" w:w="2304"/>
+          </w:tcPr>
+          <w:p>
+            <w:pPr>
+              <w:spacing w:before="40" w:after="40"/>
+            </w:pPr>
+            <w:r/>
+            <w:r>
+              <w:rPr>
+                <w:rFonts w:ascii="Microsoft YaHei" w:hAnsi="Microsoft YaHei" w:eastAsia="Microsoft YaHei"/>
+                <w:b/>
+                <w:color w:val="0F172A"/>
+                <w:sz w:val="19"/>
+              </w:rPr>
+              <w:t>UF3B</w:t>
+            </w:r>
+          </w:p>
+        </w:tc>
+        <w:tc>
+          <w:tcPr>
+            <w:tcW w:type="dxa" w:w="3456"/>
+          </w:tcPr>
+          <w:p>
+            <w:pPr>
+              <w:spacing w:before="40" w:after="40"/>
+            </w:pPr>
+            <w:r/>
+            <w:r>
+              <w:rPr>
+                <w:rFonts w:ascii="Microsoft YaHei" w:hAnsi="Microsoft YaHei" w:eastAsia="Microsoft YaHei"/>
+                <w:b w:val="0"/>
+                <w:color w:val="475569"/>
+                <w:sz w:val="19"/>
+              </w:rPr>
+              <w:t>ERG EGPP-70</w:t>
+            </w:r>
+          </w:p>
+        </w:tc>
+        <w:tc>
+          <w:tcPr>
+            <w:tcW w:type="dxa" w:w="3888"/>
+          </w:tcPr>
+          <w:p>
+            <w:pPr>
+              <w:spacing w:before="40" w:after="40"/>
+            </w:pPr>
+            <w:r/>
+            <w:r>
+              <w:rPr>
+                <w:rFonts w:ascii="Microsoft YaHei" w:hAnsi="Microsoft YaHei" w:eastAsia="Microsoft YaHei"/>
+                <w:b w:val="0"/>
+                <w:sz w:val="19"/>
+              </w:rPr>
+            </w:r>
+          </w:p>
+        </w:tc>
+      </w:tr>
+      <w:tr>
+        <w:tc>
+          <w:tcPr>
+            <w:tcW w:type="dxa" w:w="2304"/>
+          </w:tcPr>
+          <w:p>
+            <w:pPr>
+              <w:spacing w:before="40" w:after="40"/>
+            </w:pPr>
+            <w:r/>
+            <w:r>
+              <w:rPr>
+                <w:rFonts w:ascii="Microsoft YaHei" w:hAnsi="Microsoft YaHei" w:eastAsia="Microsoft YaHei"/>
+                <w:b/>
+                <w:color w:val="0F172A"/>
+                <w:sz w:val="19"/>
+              </w:rPr>
+              <w:t>UF3D</w:t>
+            </w:r>
+          </w:p>
+        </w:tc>
+        <w:tc>
+          <w:tcPr>
+            <w:tcW w:type="dxa" w:w="3456"/>
+          </w:tcPr>
+          <w:p>
+            <w:pPr>
+              <w:spacing w:before="40" w:after="40"/>
+            </w:pPr>
+            <w:r/>
+            <w:r>
+              <w:rPr>
+                <w:rFonts w:ascii="Microsoft YaHei" w:hAnsi="Microsoft YaHei" w:eastAsia="Microsoft YaHei"/>
+                <w:b w:val="0"/>
+                <w:color w:val="475569"/>
+                <w:sz w:val="19"/>
+              </w:rPr>
+              <w:t>ERG EGPP-70</w:t>
+            </w:r>
+          </w:p>
+        </w:tc>
+        <w:tc>
+          <w:tcPr>
+            <w:tcW w:type="dxa" w:w="3888"/>
+          </w:tcPr>
+          <w:p>
+            <w:pPr>
+              <w:spacing w:before="40" w:after="40"/>
+            </w:pPr>
+            <w:r/>
+            <w:r>
+              <w:rPr>
+                <w:rFonts w:ascii="Microsoft YaHei" w:hAnsi="Microsoft YaHei" w:eastAsia="Microsoft YaHei"/>
+                <w:b w:val="0"/>
+                <w:sz w:val="19"/>
+              </w:rPr>
             </w:r>
           </w:p>
         </w:tc>
@@ -2278,21 +3809,16 @@
     </w:tbl>
     <w:p>
       <w:pPr>
-        <w:spacing w:after="40"/>
-      </w:pPr>
-    </w:p>
-    <w:p>
-      <w:pPr>
-        <w:spacing w:before="80" w:after="120" w:line="300" w:lineRule="auto"/>
+        <w:spacing w:before="120" w:after="120" w:line="312" w:lineRule="auto"/>
       </w:pPr>
       <w:r>
         <w:rPr>
           <w:rFonts w:ascii="Microsoft YaHei" w:hAnsi="Microsoft YaHei" w:eastAsia="Microsoft YaHei"/>
           <w:b w:val="0"/>
           <w:color w:val="475569"/>
-          <w:sz w:val="18"/>
+          <w:sz w:val="19"/>
         </w:rPr>
-        <w:t>注：其余 162 笔已依「function + mil」自动带入；外包前工序已依「所有 package 均用 6000」实作，范本 100% 命中。</w:t>
+        <w:t>若「切割」不是只看 TYPE、而是另有判定依据（例如某个字段），也请一并告知。</w:t>
       </w:r>
     </w:p>
     <w:sectPr>
